--- a/tests/corpus_v2/docs/cx_sale_0009.docx
+++ b/tests/corpus_v2/docs/cx_sale_0009.docx
@@ -21,19 +21,25 @@
         <w:rPr>
           <w:b/>
         </w:rPr>
-        <w:t xml:space="preserve">№ 89/2023-Д</w:t>
-      </w:r>
-    </w:p>
-    <w:p/>
-    <w:p>
-      <w:r>
-        <w:t xml:space="preserve">г. Химки</w:t>
+        <w:t xml:space="preserve">№ </w:t>
+      </w:r>
+      <w:r>
+        <w:rPr>
+          <w:b/>
+        </w:rPr>
+        <w:t xml:space="preserve">54/17</w:t>
+      </w:r>
+    </w:p>
+    <w:p/>
+    <w:p>
+      <w:r>
+        <w:t xml:space="preserve">г. Воронеж</w:t>
       </w:r>
       <w:r>
         <w:t xml:space="preserve">     </w:t>
       </w:r>
       <w:r>
-        <w:t xml:space="preserve">«22» января 2023 г.</w:t>
+        <w:t xml:space="preserve">«26» сентября 2024 г.</w:t>
       </w:r>
     </w:p>
     <w:p/>
@@ -42,7 +48,7 @@
         <w:t xml:space="preserve">Индивидуальный предприниматель </w:t>
       </w:r>
       <w:r>
-        <w:t xml:space="preserve">Волкова Мария Юрьевна</w:t>
+        <w:t xml:space="preserve">Волкова М. Ю.</w:t>
       </w:r>
       <w:r>
         <w:t xml:space="preserve">, ИНН </w:t>
@@ -90,10 +96,10 @@
         <w:t xml:space="preserve">, именуемая в дальнейшем «Покупатель»</w:t>
       </w:r>
       <w:r>
-        <w:t xml:space="preserve">, с другой стороны, совместно именуемые «Стороны», заключили настоящий </w:t>
-      </w:r>
-      <w:r>
-        <w:t xml:space="preserve">Договор № 41/2023-К</w:t>
+        <w:t xml:space="preserve">, с другой стороны, совместно именуемые «Стороны», заключили настоящий Договор № </w:t>
+      </w:r>
+      <w:r>
+        <w:t xml:space="preserve">98/2024-А</w:t>
       </w:r>
       <w:r>
         <w:t xml:space="preserve"> (далее — Договор) о нижеследующем:</w:t>
@@ -140,16 +146,7 @@
         <w:t xml:space="preserve">Расчёты производятся через аккредитив, открываемый Покупателем. Сумма аккредитива: </w:t>
       </w:r>
       <w:r>
-        <w:t xml:space="preserve">включая НДС </w:t>
-      </w:r>
-      <w:r>
-        <w:t xml:space="preserve">20%</w:t>
-      </w:r>
-      <w:r>
-        <w:t xml:space="preserve"> в размере </w:t>
-      </w:r>
-      <w:r>
-        <w:t xml:space="preserve">3 936 (Три тысячи девятьсот тридцать шесть) рублей</w:t>
+        <w:t xml:space="preserve">431 000 (Четыреста тридцать одна тысяча) рублей 00 копеек</w:t>
       </w:r>
       <w:r>
         <w:t xml:space="preserve">.</w:t>
@@ -169,7 +166,10 @@
         <w:t xml:space="preserve">2.1. Общая цена Договора: </w:t>
       </w:r>
       <w:r>
-        <w:t xml:space="preserve">Без НДС</w:t>
+        <w:t xml:space="preserve">не более 36 200 000,8 (Тридцати шести миллионов двухсот тысяч) рублей</w:t>
+      </w:r>
+      <w:r>
+        <w:t xml:space="preserve">, НДС не облагается, т.к. применяется УСН</w:t>
       </w:r>
       <w:r>
         <w:t xml:space="preserve">.</w:t>
@@ -180,7 +180,7 @@
         <w:t xml:space="preserve">2.2. Налог: </w:t>
       </w:r>
       <w:r>
-        <w:t xml:space="preserve">0,5 (пяти десятых) % от цены Договора</w:t>
+        <w:t xml:space="preserve">1/300 ключевой ставки ЦБ РФ годовых</w:t>
       </w:r>
       <w:r>
         <w:t xml:space="preserve">.</w:t>
@@ -191,7 +191,7 @@
         <w:t xml:space="preserve">2.3. Срок оплаты — </w:t>
       </w:r>
       <w:r>
-        <w:t xml:space="preserve">в течение 5 банковских дней с даты подписания Сторонами акта сдачи-приемки оказанных услуг</w:t>
+        <w:t xml:space="preserve">в течение трех месяцев с момента поступления денежных средств на расчетный счет</w:t>
       </w:r>
       <w:r>
         <w:t xml:space="preserve">.</w:t>
@@ -211,7 +211,7 @@
         <w:t xml:space="preserve">, артикул </w:t>
       </w:r>
       <w:r>
-        <w:t xml:space="preserve">RM-1248-58</w:t>
+        <w:t xml:space="preserve">RM-7271-36</w:t>
       </w:r>
       <w:r>
         <w:t xml:space="preserve">, код </w:t>
@@ -271,13 +271,10 @@
         <w:t xml:space="preserve">. Цена — </w:t>
       </w:r>
       <w:r>
-        <w:t xml:space="preserve">4 300 000</w:t>
-      </w:r>
-      <w:r>
-        <w:t xml:space="preserve">, а прописью: </w:t>
-      </w:r>
-      <w:r>
-        <w:t xml:space="preserve">четыре триста тысяч рублей</w:t>
+        <w:t xml:space="preserve">1540000 рублей</w:t>
+      </w:r>
+      <w:r>
+        <w:t xml:space="preserve">, в том числе НДС</w:t>
       </w:r>
       <w:r>
         <w:t xml:space="preserve">.</w:t>
@@ -297,7 +294,7 @@
         <w:t xml:space="preserve">3.1. Место исполнения обязательств: </w:t>
       </w:r>
       <w:r>
-        <w:t xml:space="preserve">143000, г. Одинцово, бул. Садовая, д. 69, кв. 188</w:t>
+        <w:t xml:space="preserve">620014, г. Екатеринбург, наб. Тверская, д. 72, кв. 150</w:t>
       </w:r>
       <w:r>
         <w:t xml:space="preserve">.</w:t>
@@ -314,7 +311,7 @@
         <w:t xml:space="preserve"> по телефону </w:t>
       </w:r>
       <w:r>
-        <w:t xml:space="preserve">+7 (383) 697-43-16</w:t>
+        <w:t xml:space="preserve">+7 (812) 151-94-95</w:t>
       </w:r>
       <w:r>
         <w:t xml:space="preserve">.</w:t>
@@ -325,7 +322,7 @@
         <w:t xml:space="preserve">3.3. Срок исполнения обязательств — </w:t>
       </w:r>
       <w:r>
-        <w:t xml:space="preserve">в течение 7 рабочих дней с момента выставления счета</w:t>
+        <w:t xml:space="preserve">не позднее 11.05.2025</w:t>
       </w:r>
       <w:r>
         <w:t xml:space="preserve">.</w:t>
@@ -356,13 +353,13 @@
         <w:t xml:space="preserve">Размер неустойки за нарушение сроков оплаты: </w:t>
       </w:r>
       <w:r>
-        <w:t xml:space="preserve">0,05% за каждый день просрочки</w:t>
+        <w:t xml:space="preserve">1/150 ключевой ставки ЦБ РФ от общей суммы счета</w:t>
       </w:r>
       <w:r>
         <w:t xml:space="preserve">. Предельный размер ответственности: </w:t>
       </w:r>
       <w:r>
-        <w:t xml:space="preserve">0,1% от стоимости</w:t>
+        <w:t xml:space="preserve">15 (пятнадцать) процентов за каждый день просрочки</w:t>
       </w:r>
       <w:r>
         <w:t xml:space="preserve">.</w:t>
@@ -384,7 +381,7 @@
         <w:t xml:space="preserve">Сторона, для которой создалась невозможность исполнения, обязана уведомить другую Сторону. Срок уведомления — </w:t>
       </w:r>
       <w:r>
-        <w:t xml:space="preserve">в течение 5 рабочих дней с момента подписания акта</w:t>
+        <w:t xml:space="preserve">в течение 10 (Десяти) рабочих дней с момента заключения контракта</w:t>
       </w:r>
       <w:r>
         <w:t xml:space="preserve">.</w:t>
@@ -398,13 +395,87 @@
         <w:t xml:space="preserve">Все споры и разногласия решаются путём переговоров. Претензионный порядок обязателен, срок ответа на претензию — </w:t>
       </w:r>
       <w:r>
-        <w:t xml:space="preserve">90 дней с момента заключения контракта</w:t>
-      </w:r>
-      <w:r>
-        <w:t xml:space="preserve">.</w:t>
-      </w:r>
-    </w:p>
-    <w:p/>
+        <w:t xml:space="preserve">в течение 60 календарных дней со дня предъявления требования</w:t>
+      </w:r>
+      <w:r>
+        <w:t xml:space="preserve">.</w:t>
+      </w:r>
+    </w:p>
+    <w:p/>
+    <w:p/>
+    <w:p/>
+    <w:p>
+      <w:r>
+        <w:rPr>
+          <w:b/>
+        </w:rPr>
+        <w:t xml:space="preserve">9. КОНТРОЛЬНЫЕ ВЕЛИЧИНЫ</w:t>
+      </w:r>
+    </w:p>
+    <w:p>
+      <w:r>
+        <w:t xml:space="preserve">9.1. Контрольная запись: </w:t>
+      </w:r>
+      <w:r>
+        <w:rPr>
+          <w:b/>
+        </w:rPr>
+        <w:t xml:space="preserve">не более 7</w:t>
+      </w:r>
+      <w:r>
+        <w:t xml:space="preserve">41 000 (Семисот сорока одной тысячи) рублей 0 коп.</w:t>
+      </w:r>
+      <w:r>
+        <w:t xml:space="preserve">.</w:t>
+      </w:r>
+    </w:p>
+    <w:p>
+      <w:r>
+        <w:t xml:space="preserve">9.2. Контрольная запись: </w:t>
+      </w:r>
+      <w:r>
+        <w:rPr>
+          <w:b/>
+        </w:rPr>
+        <w:t xml:space="preserve">1/1</w:t>
+      </w:r>
+      <w:r>
+        <w:t xml:space="preserve">30 ключевой ставки ЦБ РФ от общей суммы счета</w:t>
+      </w:r>
+      <w:r>
+        <w:t xml:space="preserve">.</w:t>
+      </w:r>
+    </w:p>
+    <w:p>
+      <w:r>
+        <w:t xml:space="preserve">9.3. Контрольная запись: </w:t>
+      </w:r>
+      <w:r>
+        <w:rPr>
+          <w:b/>
+        </w:rPr>
+        <w:t xml:space="preserve">не позднее 01.08.20</w:t>
+      </w:r>
+      <w:r>
+        <w:t xml:space="preserve">26</w:t>
+      </w:r>
+      <w:r>
+        <w:t xml:space="preserve">.</w:t>
+      </w:r>
+    </w:p>
+    <w:p>
+      <w:r>
+        <w:t xml:space="preserve">9.4. Контрольная запись: </w:t>
+      </w:r>
+      <w:r>
+        <w:t xml:space="preserve">22/20</w:t>
+        <w:br/>
+        <w:t xml:space="preserve">25-К</w:t>
+      </w:r>
+      <w:r>
+        <w:t xml:space="preserve">.</w:t>
+      </w:r>
+    </w:p>
     <w:p/>
     <w:p/>
     <w:p>
@@ -421,9 +492,14 @@
       </w:r>
       <w:ins w:id="1" w:author="Юрист" w:date="2024-01-01T00:00:00Z">
         <w:r>
-          <w:t xml:space="preserve">500 000 (Пятьсот тысяч) рублей 00 копеек</w:t>
+          <w:t xml:space="preserve">Сто девять тысяч рублей 00 копеек</w:t>
         </w:r>
       </w:ins>
+      <w:ins w:id="2" w:author="Юрист" w:date="2024-01-01T00:00:00Z">
+        <w:r>
+          <w:t xml:space="preserve">, НДС не облагается</w:t>
+        </w:r>
+      </w:ins>
       <w:r>
         <w:t xml:space="preserve">.</w:t>
       </w:r>
@@ -442,7 +518,7 @@
         <w:fldChar w:fldCharType="separate"/>
       </w:r>
       <w:r>
-        <w:t xml:space="preserve">25 рабочих дней с момента поступления денежных средств на расчетный счет</w:t>
+        <w:t xml:space="preserve">в течение десяти дней с момента выставления счета</w:t>
       </w:r>
       <w:r>
         <w:fldChar w:fldCharType="end"/>
@@ -502,7 +578,7 @@
               <w:t xml:space="preserve">Адрес регистрации: </w:t>
             </w:r>
             <w:r>
-              <w:t xml:space="preserve">620014, г. Екатеринбург, бул. Ленина, д. 80, кв. 119</w:t>
+              <w:t xml:space="preserve">394000, г. Воронеж, бул. Победы, д. 21, кв. 55</w:t>
             </w:r>
           </w:p>
           <w:p>
@@ -541,7 +617,7 @@
               <w:t xml:space="preserve">Тел.: </w:t>
             </w:r>
             <w:r>
-              <w:t xml:space="preserve">+7 (499) 623-64-22</w:t>
+              <w:t xml:space="preserve">+7 (495) 468-10-76</w:t>
             </w:r>
           </w:p>
           <w:p>
@@ -549,7 +625,7 @@
               <w:t xml:space="preserve">E-mail: </w:t>
             </w:r>
             <w:r>
-              <w:t xml:space="preserve">volkova@gmail.com</w:t>
+              <w:t xml:space="preserve">volkova@list.ru</w:t>
             </w:r>
           </w:p>
           <w:p/>
@@ -592,7 +668,7 @@
               <w:t xml:space="preserve">Адрес регистрации: </w:t>
             </w:r>
             <w:r>
-              <w:t xml:space="preserve">141400, г. Химки, наб. Кирова, д. 89, кв. 65</w:t>
+              <w:t xml:space="preserve">394000, г. Воронеж, проезд Ленина, д. 66, кв. 38</w:t>
             </w:r>
           </w:p>
           <w:p>
@@ -631,7 +707,7 @@
               <w:t xml:space="preserve">Тел.: </w:t>
             </w:r>
             <w:r>
-              <w:t xml:space="preserve">+7 (843) 991-30-37</w:t>
+              <w:t xml:space="preserve">+7 (846) 194-86-10</w:t>
             </w:r>
           </w:p>
           <w:p>
@@ -639,7 +715,7 @@
               <w:t xml:space="preserve">E-mail: </w:t>
             </w:r>
             <w:r>
-              <w:t xml:space="preserve">zayceva@romashka.ru</w:t>
+              <w:t xml:space="preserve">zayceva@mail.ru</w:t>
             </w:r>
           </w:p>
           <w:p/>

--- a/tests/corpus_v2/docs/cx_sale_0009.docx
+++ b/tests/corpus_v2/docs/cx_sale_0009.docx
@@ -27,19 +27,19 @@
         <w:rPr>
           <w:b/>
         </w:rPr>
-        <w:t xml:space="preserve">54/17</w:t>
-      </w:r>
-    </w:p>
-    <w:p/>
-    <w:p>
-      <w:r>
-        <w:t xml:space="preserve">г. Воронеж</w:t>
+        <w:t xml:space="preserve">45/2023-Д</w:t>
+      </w:r>
+    </w:p>
+    <w:p/>
+    <w:p>
+      <w:r>
+        <w:t xml:space="preserve">г. Химки</w:t>
       </w:r>
       <w:r>
         <w:t xml:space="preserve">     </w:t>
       </w:r>
       <w:r>
-        <w:t xml:space="preserve">«26» сентября 2024 г.</w:t>
+        <w:t xml:space="preserve">«22» февраля 2023 г.</w:t>
       </w:r>
     </w:p>
     <w:p/>
@@ -48,7 +48,7 @@
         <w:t xml:space="preserve">Индивидуальный предприниматель </w:t>
       </w:r>
       <w:r>
-        <w:t xml:space="preserve">Волкова М. Ю.</w:t>
+        <w:t xml:space="preserve">Волкова Мария Юрьевна</w:t>
       </w:r>
       <w:r>
         <w:t xml:space="preserve">, ИНН </w:t>
@@ -99,7 +99,7 @@
         <w:t xml:space="preserve">, с другой стороны, совместно именуемые «Стороны», заключили настоящий Договор № </w:t>
       </w:r>
       <w:r>
-        <w:t xml:space="preserve">98/2024-А</w:t>
+        <w:t xml:space="preserve">41Ф-28171/23-081Д</w:t>
       </w:r>
       <w:r>
         <w:t xml:space="preserve"> (далее — Договор) о нижеследующем:</w:t>
@@ -146,7 +146,7 @@
         <w:t xml:space="preserve">Расчёты производятся через аккредитив, открываемый Покупателем. Сумма аккредитива: </w:t>
       </w:r>
       <w:r>
-        <w:t xml:space="preserve">431 000 (Четыреста тридцать одна тысяча) рублей 00 копеек</w:t>
+        <w:t xml:space="preserve">320 000 (Триста двадцать тысяч) рублей 50 копеек</w:t>
       </w:r>
       <w:r>
         <w:t xml:space="preserve">.</w:t>
@@ -166,7 +166,7 @@
         <w:t xml:space="preserve">2.1. Общая цена Договора: </w:t>
       </w:r>
       <w:r>
-        <w:t xml:space="preserve">не более 36 200 000,8 (Тридцати шести миллионов двухсот тысяч) рублей</w:t>
+        <w:t xml:space="preserve">не более 69 100 000,8 (Шестидесяти девяти миллионов ста тысяч) рублей</w:t>
       </w:r>
       <w:r>
         <w:t xml:space="preserve">, НДС не облагается, т.к. применяется УСН</w:t>
@@ -468,9 +468,26 @@
         <w:t xml:space="preserve">9.4. Контрольная запись: </w:t>
       </w:r>
       <w:r>
-        <w:t xml:space="preserve">22/20</w:t>
+        <w:t xml:space="preserve">31</w:t>
         <w:br/>
-        <w:t xml:space="preserve">25-К</w:t>
+        <w:t xml:space="preserve">918/524-сс</w:t>
+      </w:r>
+      <w:r>
+        <w:t xml:space="preserve">.</w:t>
+      </w:r>
+    </w:p>
+    <w:p>
+      <w:r>
+        <w:t xml:space="preserve">9.5. Цена по протоколу разногласий: </w:t>
+      </w:r>
+      <w:r>
+        <w:t xml:space="preserve">7 200 000</w:t>
+      </w:r>
+      <w:r>
+        <w:t xml:space="preserve">, а прописью: </w:t>
+      </w:r>
+      <w:r>
+        <w:t xml:space="preserve">семь двести тысяч рублей</w:t>
       </w:r>
       <w:r>
         <w:t xml:space="preserve">.</w:t>
@@ -492,14 +509,19 @@
       </w:r>
       <w:ins w:id="1" w:author="Юрист" w:date="2024-01-01T00:00:00Z">
         <w:r>
-          <w:t xml:space="preserve">Сто девять тысяч рублей 00 копеек</w:t>
+          <w:t xml:space="preserve">2 150 000 (Два миллиона сто пятьдесят тысяч) руб. 00 копеек</w:t>
         </w:r>
       </w:ins>
       <w:ins w:id="2" w:author="Юрист" w:date="2024-01-01T00:00:00Z">
         <w:r>
-          <w:t xml:space="preserve">, НДС не облагается</w:t>
+          <w:t xml:space="preserve">, в т.ч. НДС </w:t>
         </w:r>
       </w:ins>
+      <w:ins w:id="3" w:author="Юрист" w:date="2024-01-01T00:00:00Z">
+        <w:r>
+          <w:t xml:space="preserve">18%</w:t>
+        </w:r>
+      </w:ins>
       <w:r>
         <w:t xml:space="preserve">.</w:t>
       </w:r>
@@ -518,7 +540,7 @@
         <w:fldChar w:fldCharType="separate"/>
       </w:r>
       <w:r>
-        <w:t xml:space="preserve">в течение десяти дней с момента выставления счета</w:t>
+        <w:t xml:space="preserve">в течение четырнадцати дней с момента выставления счета</w:t>
       </w:r>
       <w:r>
         <w:fldChar w:fldCharType="end"/>
@@ -578,7 +600,7 @@
               <w:t xml:space="preserve">Адрес регистрации: </w:t>
             </w:r>
             <w:r>
-              <w:t xml:space="preserve">394000, г. Воронеж, бул. Победы, д. 21, кв. 55</w:t>
+              <w:t xml:space="preserve">344002, г. Ростов-на-Дону, просп. Гагарина, д. 6, кв. 93</w:t>
             </w:r>
           </w:p>
           <w:p>
@@ -617,7 +639,7 @@
               <w:t xml:space="preserve">Тел.: </w:t>
             </w:r>
             <w:r>
-              <w:t xml:space="preserve">+7 (495) 468-10-76</w:t>
+              <w:t xml:space="preserve">+7 (495) 634-52-98</w:t>
             </w:r>
           </w:p>
           <w:p>
@@ -625,7 +647,7 @@
               <w:t xml:space="preserve">E-mail: </w:t>
             </w:r>
             <w:r>
-              <w:t xml:space="preserve">volkova@list.ru</w:t>
+              <w:t xml:space="preserve">volkova@romashka.ru</w:t>
             </w:r>
           </w:p>
           <w:p/>
@@ -668,7 +690,7 @@
               <w:t xml:space="preserve">Адрес регистрации: </w:t>
             </w:r>
             <w:r>
-              <w:t xml:space="preserve">394000, г. Воронеж, проезд Ленина, д. 66, кв. 38</w:t>
+              <w:t xml:space="preserve">143400, г. Красногорск, просп. Полевая, д. 12, кв. 153</w:t>
             </w:r>
           </w:p>
           <w:p>
@@ -707,7 +729,7 @@
               <w:t xml:space="preserve">Тел.: </w:t>
             </w:r>
             <w:r>
-              <w:t xml:space="preserve">+7 (846) 194-86-10</w:t>
+              <w:t xml:space="preserve">+7 (846) 958-10-23</w:t>
             </w:r>
           </w:p>
           <w:p>
@@ -715,7 +737,7 @@
               <w:t xml:space="preserve">E-mail: </w:t>
             </w:r>
             <w:r>
-              <w:t xml:space="preserve">zayceva@mail.ru</w:t>
+              <w:t xml:space="preserve">zayceva@inbox.ru</w:t>
             </w:r>
           </w:p>
           <w:p/>

--- a/tests/corpus_v2/docs/cx_sale_0009.docx
+++ b/tests/corpus_v2/docs/cx_sale_0009.docx
@@ -72,25 +72,25 @@
         <w:t xml:space="preserve">паспорт </w:t>
       </w:r>
       <w:r>
-        <w:t xml:space="preserve">58 25 703235</w:t>
+        <w:t xml:space="preserve">42 22 430836</w:t>
       </w:r>
       <w:r>
         <w:t xml:space="preserve">, выдан </w:t>
       </w:r>
       <w:r>
-        <w:t xml:space="preserve">ТП № 2 ОУФМС России по Московской обл.</w:t>
+        <w:t xml:space="preserve">ГУ МВД России по г. Москве</w:t>
       </w:r>
       <w:r>
         <w:t xml:space="preserve"> </w:t>
       </w:r>
       <w:r>
-        <w:t xml:space="preserve">08.09.2003</w:t>
+        <w:t xml:space="preserve">18.11.2003</w:t>
       </w:r>
       <w:r>
         <w:t xml:space="preserve">, код подразделения </w:t>
       </w:r>
       <w:r>
-        <w:t xml:space="preserve">498-503</w:t>
+        <w:t xml:space="preserve">503-474</w:t>
       </w:r>
       <w:r>
         <w:t xml:space="preserve">, именуемая в дальнейшем «Покупатель»</w:t>
@@ -268,10 +268,16 @@
         <w:t xml:space="preserve">МКАС при ТПП РФ</w:t>
       </w:r>
       <w:r>
+        <w:t xml:space="preserve">. Товар отгружается с сопроводительным документом паспорт качества № </w:t>
+      </w:r>
+      <w:r>
+        <w:t xml:space="preserve">19 11 996511</w:t>
+      </w:r>
+      <w:r>
         <w:t xml:space="preserve">. Цена — </w:t>
       </w:r>
       <w:r>
-        <w:t xml:space="preserve">1540000 рублей</w:t>
+        <w:t xml:space="preserve">45500000 рублей</w:t>
       </w:r>
       <w:r>
         <w:t xml:space="preserve">, в том числе НДС</w:t>
@@ -294,7 +300,7 @@
         <w:t xml:space="preserve">3.1. Место исполнения обязательств: </w:t>
       </w:r>
       <w:r>
-        <w:t xml:space="preserve">620014, г. Екатеринбург, наб. Тверская, д. 72, кв. 150</w:t>
+        <w:t xml:space="preserve">603000, г. Нижний Новгород, ш. Тверская, д. 34, кв. 13</w:t>
       </w:r>
       <w:r>
         <w:t xml:space="preserve">.</w:t>
@@ -311,7 +317,7 @@
         <w:t xml:space="preserve"> по телефону </w:t>
       </w:r>
       <w:r>
-        <w:t xml:space="preserve">+7 (812) 151-94-95</w:t>
+        <w:t xml:space="preserve">+7 (846) 773-95-53</w:t>
       </w:r>
       <w:r>
         <w:t xml:space="preserve">.</w:t>
@@ -322,7 +328,7 @@
         <w:t xml:space="preserve">3.3. Срок исполнения обязательств — </w:t>
       </w:r>
       <w:r>
-        <w:t xml:space="preserve">не позднее 11.05.2025</w:t>
+        <w:t xml:space="preserve">не позднее 09.12.2025</w:t>
       </w:r>
       <w:r>
         <w:t xml:space="preserve">.</w:t>
@@ -698,16 +704,16 @@
               <w:t xml:space="preserve">Паспорт </w:t>
             </w:r>
             <w:r>
-              <w:t xml:space="preserve">58 25 703235</w:t>
-            </w:r>
-            <w:r>
-              <w:t xml:space="preserve">, выдан ТП № 2 ОУФМС России по Московской обл. 08.09.2003</w:t>
+              <w:t xml:space="preserve">42 22 430836</w:t>
+            </w:r>
+            <w:r>
+              <w:t xml:space="preserve">, выдан ГУ МВД России по г. Москве 18.11.2003</w:t>
             </w:r>
             <w:r>
               <w:t xml:space="preserve">, код подразделения </w:t>
             </w:r>
             <w:r>
-              <w:t xml:space="preserve">498-503</w:t>
+              <w:t xml:space="preserve">503-474</w:t>
             </w:r>
           </w:p>
           <w:p>
@@ -715,13 +721,13 @@
               <w:t xml:space="preserve">СНИЛС </w:t>
             </w:r>
             <w:r>
-              <w:t xml:space="preserve">372-403-745 66</w:t>
+              <w:t xml:space="preserve">240-374-577 54</w:t>
             </w:r>
             <w:r>
               <w:t xml:space="preserve"> ИНН </w:t>
             </w:r>
             <w:r>
-              <w:t xml:space="preserve">565956508872</w:t>
+              <w:t xml:space="preserve">595650883770</w:t>
             </w:r>
           </w:p>
           <w:p>

--- a/tests/corpus_v2/docs/cx_sale_0009.docx
+++ b/tests/corpus_v2/docs/cx_sale_0009.docx
@@ -274,10 +274,46 @@
         <w:t xml:space="preserve">19 11 996511</w:t>
       </w:r>
       <w:r>
+        <w:t xml:space="preserve">. К партии приложен паспорт изделия № </w:t>
+      </w:r>
+      <w:r>
+        <w:t xml:space="preserve">56 24 564209</w:t>
+      </w:r>
+      <w:r>
+        <w:t xml:space="preserve">. Оборудование поставляется с паспортом транспортного средства № </w:t>
+      </w:r>
+      <w:r>
+        <w:t xml:space="preserve">94 18 611651</w:t>
+      </w:r>
+      <w:r>
+        <w:t xml:space="preserve">. Приёмка производится согласно техническому паспорту </w:t>
+      </w:r>
+      <w:r>
+        <w:t xml:space="preserve">34 02 738043</w:t>
+      </w:r>
+      <w:r>
+        <w:t xml:space="preserve">. СНИЛС не указан, номер заказа </w:t>
+      </w:r>
+      <w:r>
+        <w:t xml:space="preserve">674-688-351 32</w:t>
+      </w:r>
+      <w:r>
+        <w:t xml:space="preserve">. Дата рождения не проставлена, документ выдан </w:t>
+      </w:r>
+      <w:r>
+        <w:t xml:space="preserve">24.04.2022</w:t>
+      </w:r>
+      <w:r>
+        <w:t xml:space="preserve">. Код подразделения, см. артикул </w:t>
+      </w:r>
+      <w:r>
+        <w:t xml:space="preserve">826-973</w:t>
+      </w:r>
+      <w:r>
         <w:t xml:space="preserve">. Цена — </w:t>
       </w:r>
       <w:r>
-        <w:t xml:space="preserve">45500000 рублей</w:t>
+        <w:t xml:space="preserve">26300000 рублей</w:t>
       </w:r>
       <w:r>
         <w:t xml:space="preserve">, в том числе НДС</w:t>
@@ -300,7 +336,7 @@
         <w:t xml:space="preserve">3.1. Место исполнения обязательств: </w:t>
       </w:r>
       <w:r>
-        <w:t xml:space="preserve">603000, г. Нижний Новгород, ш. Тверская, д. 34, кв. 13</w:t>
+        <w:t xml:space="preserve">394000, г. Воронеж, проезд Ленинградская, д. 52, кв. 101</w:t>
       </w:r>
       <w:r>
         <w:t xml:space="preserve">.</w:t>
@@ -317,7 +353,7 @@
         <w:t xml:space="preserve"> по телефону </w:t>
       </w:r>
       <w:r>
-        <w:t xml:space="preserve">+7 (846) 773-95-53</w:t>
+        <w:t xml:space="preserve">+7 (495) 557-89-69</w:t>
       </w:r>
       <w:r>
         <w:t xml:space="preserve">.</w:t>
@@ -328,7 +364,7 @@
         <w:t xml:space="preserve">3.3. Срок исполнения обязательств — </w:t>
       </w:r>
       <w:r>
-        <w:t xml:space="preserve">не позднее 09.12.2025</w:t>
+        <w:t xml:space="preserve">не позднее 06.09.2026</w:t>
       </w:r>
       <w:r>
         <w:t xml:space="preserve">.</w:t>
@@ -365,7 +401,7 @@
         <w:t xml:space="preserve">. Предельный размер ответственности: </w:t>
       </w:r>
       <w:r>
-        <w:t xml:space="preserve">15 (пятнадцать) процентов за каждый день просрочки</w:t>
+        <w:t xml:space="preserve">5 (пять) процентов за каждый день просрочки</w:t>
       </w:r>
       <w:r>
         <w:t xml:space="preserve">.</w:t>
@@ -401,7 +437,7 @@
         <w:t xml:space="preserve">Все споры и разногласия решаются путём переговоров. Претензионный порядок обязателен, срок ответа на претензию — </w:t>
       </w:r>
       <w:r>
-        <w:t xml:space="preserve">в течение 60 календарных дней со дня предъявления требования</w:t>
+        <w:t xml:space="preserve">в течение 14 календарных дней со дня предъявления требования</w:t>
       </w:r>
       <w:r>
         <w:t xml:space="preserve">.</w:t>
@@ -426,10 +462,10 @@
         <w:rPr>
           <w:b/>
         </w:rPr>
-        <w:t xml:space="preserve">не более 7</w:t>
-      </w:r>
-      <w:r>
-        <w:t xml:space="preserve">41 000 (Семисот сорока одной тысячи) рублей 0 коп.</w:t>
+        <w:t xml:space="preserve">не более 25 1</w:t>
+      </w:r>
+      <w:r>
+        <w:t xml:space="preserve">00 000 (Двадцати пяти миллионов ста тысяч) рублей 5 коп.</w:t>
       </w:r>
       <w:r>
         <w:t xml:space="preserve">.</w:t>
@@ -460,10 +496,10 @@
         <w:rPr>
           <w:b/>
         </w:rPr>
-        <w:t xml:space="preserve">не позднее 01.08.20</w:t>
-      </w:r>
-      <w:r>
-        <w:t xml:space="preserve">26</w:t>
+        <w:t xml:space="preserve">не позднее 16.03.20</w:t>
+      </w:r>
+      <w:r>
+        <w:t xml:space="preserve">25</w:t>
       </w:r>
       <w:r>
         <w:t xml:space="preserve">.</w:t>
@@ -474,9 +510,9 @@
         <w:t xml:space="preserve">9.4. Контрольная запись: </w:t>
       </w:r>
       <w:r>
-        <w:t xml:space="preserve">31</w:t>
+        <w:t xml:space="preserve">15</w:t>
         <w:br/>
-        <w:t xml:space="preserve">918/524-сс</w:t>
+        <w:t xml:space="preserve">656/369-сс</w:t>
       </w:r>
       <w:r>
         <w:t xml:space="preserve">.</w:t>
@@ -487,13 +523,13 @@
         <w:t xml:space="preserve">9.5. Цена по протоколу разногласий: </w:t>
       </w:r>
       <w:r>
-        <w:t xml:space="preserve">7 200 000</w:t>
+        <w:t xml:space="preserve">1 900 000</w:t>
       </w:r>
       <w:r>
         <w:t xml:space="preserve">, а прописью: </w:t>
       </w:r>
       <w:r>
-        <w:t xml:space="preserve">семь двести тысяч рублей</w:t>
+        <w:t xml:space="preserve">один девятьсот тысяч рублей</w:t>
       </w:r>
       <w:r>
         <w:t xml:space="preserve">.</w:t>
@@ -515,7 +551,7 @@
       </w:r>
       <w:ins w:id="1" w:author="Юрист" w:date="2024-01-01T00:00:00Z">
         <w:r>
-          <w:t xml:space="preserve">2 150 000 (Два миллиона сто пятьдесят тысяч) руб. 00 копеек</w:t>
+          <w:t xml:space="preserve">35 200 000 (Тридцать пять миллионов двести тысяч) руб. 00 копеек</w:t>
         </w:r>
       </w:ins>
       <w:ins w:id="2" w:author="Юрист" w:date="2024-01-01T00:00:00Z">
@@ -546,7 +582,7 @@
         <w:fldChar w:fldCharType="separate"/>
       </w:r>
       <w:r>
-        <w:t xml:space="preserve">в течение четырнадцати дней с момента выставления счета</w:t>
+        <w:t xml:space="preserve">в течение шестидесяти дней с момента выставления счета</w:t>
       </w:r>
       <w:r>
         <w:fldChar w:fldCharType="end"/>
@@ -606,7 +642,7 @@
               <w:t xml:space="preserve">Адрес регистрации: </w:t>
             </w:r>
             <w:r>
-              <w:t xml:space="preserve">344002, г. Ростов-на-Дону, просп. Гагарина, д. 6, кв. 93</w:t>
+              <w:t xml:space="preserve">141300, г. Сергиев Посад, наб. Ленинградская, д. 12, кв. 153</w:t>
             </w:r>
           </w:p>
           <w:p>
@@ -645,7 +681,7 @@
               <w:t xml:space="preserve">Тел.: </w:t>
             </w:r>
             <w:r>
-              <w:t xml:space="preserve">+7 (495) 634-52-98</w:t>
+              <w:t xml:space="preserve">+7 (846) 958-10-23</w:t>
             </w:r>
           </w:p>
           <w:p>
@@ -653,7 +689,7 @@
               <w:t xml:space="preserve">E-mail: </w:t>
             </w:r>
             <w:r>
-              <w:t xml:space="preserve">volkova@romashka.ru</w:t>
+              <w:t xml:space="preserve">volkova@inbox.ru</w:t>
             </w:r>
           </w:p>
           <w:p/>
@@ -696,7 +732,7 @@
               <w:t xml:space="preserve">Адрес регистрации: </w:t>
             </w:r>
             <w:r>
-              <w:t xml:space="preserve">143400, г. Красногорск, просп. Полевая, д. 12, кв. 153</w:t>
+              <w:t xml:space="preserve">143400, г. Красногорск, проезд Кутузовский, д. 45, кв. 14</w:t>
             </w:r>
           </w:p>
           <w:p>
@@ -735,7 +771,7 @@
               <w:t xml:space="preserve">Тел.: </w:t>
             </w:r>
             <w:r>
-              <w:t xml:space="preserve">+7 (846) 958-10-23</w:t>
+              <w:t xml:space="preserve">+7 (843) 794-64-46</w:t>
             </w:r>
           </w:p>
           <w:p>
@@ -743,7 +779,7 @@
               <w:t xml:space="preserve">E-mail: </w:t>
             </w:r>
             <w:r>
-              <w:t xml:space="preserve">zayceva@inbox.ru</w:t>
+              <w:t xml:space="preserve">zayceva@sibtrans.ru</w:t>
             </w:r>
           </w:p>
           <w:p/>

--- a/tests/corpus_v2/docs/cx_sale_0009.docx
+++ b/tests/corpus_v2/docs/cx_sale_0009.docx
@@ -322,284 +322,120 @@
         <w:t xml:space="preserve">.</w:t>
       </w:r>
     </w:p>
-    <w:p/>
-    <w:p>
-      <w:r>
-        <w:rPr>
-          <w:b/>
-        </w:rPr>
-        <w:t xml:space="preserve">3. МЕСТО И СРОКИ ИСПОЛНЕНИЯ</w:t>
-      </w:r>
-    </w:p>
-    <w:p>
-      <w:r>
-        <w:t xml:space="preserve">3.1. Место исполнения обязательств: </w:t>
-      </w:r>
-      <w:r>
-        <w:t xml:space="preserve">394000, г. Воронеж, проезд Ленинградская, д. 52, кв. 101</w:t>
-      </w:r>
-      <w:r>
-        <w:t xml:space="preserve">.</w:t>
-      </w:r>
-    </w:p>
-    <w:p>
-      <w:r>
-        <w:t xml:space="preserve">3.2. Уведомления направляются </w:t>
-      </w:r>
-      <w:r>
-        <w:t xml:space="preserve">Зайцевой Светлане Егоровне</w:t>
-      </w:r>
-      <w:r>
-        <w:t xml:space="preserve"> по телефону </w:t>
-      </w:r>
-      <w:r>
-        <w:t xml:space="preserve">+7 (495) 557-89-69</w:t>
-      </w:r>
-      <w:r>
-        <w:t xml:space="preserve">.</w:t>
-      </w:r>
-    </w:p>
-    <w:p>
-      <w:r>
-        <w:t xml:space="preserve">3.3. Срок исполнения обязательств — </w:t>
-      </w:r>
-      <w:r>
-        <w:t xml:space="preserve">не позднее 06.09.2026</w:t>
-      </w:r>
-      <w:r>
-        <w:t xml:space="preserve">.</w:t>
-      </w:r>
-    </w:p>
-    <w:p/>
-    <w:p>
-      <w:r>
-        <w:rPr>
-          <w:b/>
-        </w:rPr>
-        <w:t xml:space="preserve">4. ПРОЧИЕ УСЛОВИЯ</w:t>
-      </w:r>
-    </w:p>
-    <w:p>
-      <w:r>
-        <w:t xml:space="preserve">4.1. </w:t>
-      </w:r>
-      <w:r>
-        <w:t xml:space="preserve">Стороны несут ответственность за неисполнение или ненадлежащее исполнение обязательств в соответствии с законодательством Российской Федерации.</w:t>
-      </w:r>
-    </w:p>
-    <w:p>
-      <w:r>
-        <w:t xml:space="preserve">4.2. </w:t>
-      </w:r>
-      <w:r>
-        <w:t xml:space="preserve">Размер неустойки за нарушение сроков оплаты: </w:t>
-      </w:r>
-      <w:r>
-        <w:t xml:space="preserve">1/150 ключевой ставки ЦБ РФ от общей суммы счета</w:t>
-      </w:r>
-      <w:r>
-        <w:t xml:space="preserve">. Предельный размер ответственности: </w:t>
-      </w:r>
-      <w:r>
-        <w:t xml:space="preserve">5 (пять) процентов за каждый день просрочки</w:t>
-      </w:r>
-      <w:r>
-        <w:t xml:space="preserve">.</w:t>
-      </w:r>
-    </w:p>
-    <w:p>
-      <w:r>
-        <w:t xml:space="preserve">4.3. </w:t>
-      </w:r>
-      <w:r>
-        <w:t xml:space="preserve">Стороны освобождаются от ответственности при наступлении обстоятельств непреодолимой силы, если они прямо повлияли на исполнение обязательств.</w:t>
-      </w:r>
-    </w:p>
-    <w:p>
-      <w:r>
-        <w:t xml:space="preserve">4.4. </w:t>
-      </w:r>
-      <w:r>
-        <w:t xml:space="preserve">Сторона, для которой создалась невозможность исполнения, обязана уведомить другую Сторону. Срок уведомления — </w:t>
-      </w:r>
-      <w:r>
-        <w:t xml:space="preserve">в течение 10 (Десяти) рабочих дней с момента заключения контракта</w:t>
-      </w:r>
-      <w:r>
-        <w:t xml:space="preserve">.</w:t>
-      </w:r>
-    </w:p>
-    <w:p>
-      <w:r>
-        <w:t xml:space="preserve">4.5. </w:t>
-      </w:r>
-      <w:r>
-        <w:t xml:space="preserve">Все споры и разногласия решаются путём переговоров. Претензионный порядок обязателен, срок ответа на претензию — </w:t>
-      </w:r>
-      <w:r>
-        <w:t xml:space="preserve">в течение 14 календарных дней со дня предъявления требования</w:t>
-      </w:r>
-      <w:r>
-        <w:t xml:space="preserve">.</w:t>
-      </w:r>
-    </w:p>
-    <w:p/>
-    <w:p/>
-    <w:p/>
-    <w:p>
-      <w:r>
-        <w:rPr>
-          <w:b/>
-        </w:rPr>
-        <w:t xml:space="preserve">9. КОНТРОЛЬНЫЕ ВЕЛИЧИНЫ</w:t>
-      </w:r>
-    </w:p>
-    <w:p>
-      <w:r>
-        <w:t xml:space="preserve">9.1. Контрольная запись: </w:t>
-      </w:r>
-      <w:r>
-        <w:rPr>
-          <w:b/>
-        </w:rPr>
-        <w:t xml:space="preserve">не более 25 1</w:t>
-      </w:r>
-      <w:r>
-        <w:t xml:space="preserve">00 000 (Двадцати пяти миллионов ста тысяч) рублей 5 коп.</w:t>
-      </w:r>
-      <w:r>
-        <w:t xml:space="preserve">.</w:t>
-      </w:r>
-    </w:p>
-    <w:p>
-      <w:r>
-        <w:t xml:space="preserve">9.2. Контрольная запись: </w:t>
-      </w:r>
-      <w:r>
-        <w:rPr>
-          <w:b/>
-        </w:rPr>
-        <w:t xml:space="preserve">1/1</w:t>
-      </w:r>
-      <w:r>
-        <w:t xml:space="preserve">30 ключевой ставки ЦБ РФ от общей суммы счета</w:t>
-      </w:r>
-      <w:r>
-        <w:t xml:space="preserve">.</w:t>
-      </w:r>
-    </w:p>
-    <w:p>
-      <w:r>
-        <w:t xml:space="preserve">9.3. Контрольная запись: </w:t>
-      </w:r>
-      <w:r>
-        <w:rPr>
-          <w:b/>
-        </w:rPr>
-        <w:t xml:space="preserve">не позднее 16.03.20</w:t>
-      </w:r>
-      <w:r>
-        <w:t xml:space="preserve">25</w:t>
-      </w:r>
-      <w:r>
-        <w:t xml:space="preserve">.</w:t>
-      </w:r>
-    </w:p>
-    <w:p>
-      <w:r>
-        <w:t xml:space="preserve">9.4. Контрольная запись: </w:t>
-      </w:r>
-      <w:r>
-        <w:t xml:space="preserve">15</w:t>
-        <w:br/>
-        <w:t xml:space="preserve">656/369-сс</w:t>
-      </w:r>
-      <w:r>
-        <w:t xml:space="preserve">.</w:t>
-      </w:r>
-    </w:p>
-    <w:p>
-      <w:r>
-        <w:t xml:space="preserve">9.5. Цена по протоколу разногласий: </w:t>
-      </w:r>
-      <w:r>
-        <w:t xml:space="preserve">1 900 000</w:t>
-      </w:r>
-      <w:r>
-        <w:t xml:space="preserve">, а прописью: </w:t>
-      </w:r>
-      <w:r>
-        <w:t xml:space="preserve">один девятьсот тысяч рублей</w:t>
-      </w:r>
-      <w:r>
-        <w:t xml:space="preserve">.</w:t>
-      </w:r>
-    </w:p>
-    <w:p/>
-    <w:p/>
-    <w:p>
-      <w:r>
-        <w:rPr>
-          <w:b/>
-        </w:rPr>
-        <w:t xml:space="preserve">11. УСЛОВИЯ, ОФОРМЛЕННЫЕ СРЕДСТВАМИ РЕДАКТОРА</w:t>
-      </w:r>
-    </w:p>
-    <w:p>
-      <w:r>
-        <w:t xml:space="preserve">11.1. Цена с учётом протокола разногласий: </w:t>
-      </w:r>
-      <w:ins w:id="1" w:author="Юрист" w:date="2024-01-01T00:00:00Z">
-        <w:r>
-          <w:t xml:space="preserve">35 200 000 (Тридцать пять миллионов двести тысяч) руб. 00 копеек</w:t>
-        </w:r>
-      </w:ins>
-      <w:ins w:id="2" w:author="Юрист" w:date="2024-01-01T00:00:00Z">
-        <w:r>
-          <w:t xml:space="preserve">, в т.ч. НДС </w:t>
-        </w:r>
-      </w:ins>
-      <w:ins w:id="3" w:author="Юрист" w:date="2024-01-01T00:00:00Z">
-        <w:r>
-          <w:t xml:space="preserve">18%</w:t>
-        </w:r>
-      </w:ins>
-      <w:r>
-        <w:t xml:space="preserve">.</w:t>
-      </w:r>
-    </w:p>
-    <w:p>
-      <w:r>
-        <w:t xml:space="preserve">11.2. Срок (составное поле): </w:t>
-      </w:r>
-      <w:r>
-        <w:fldChar w:fldCharType="begin"/>
-      </w:r>
-      <w:r>
-        <w:instrText xml:space="preserve"> REF value \h </w:instrText>
-      </w:r>
-      <w:r>
-        <w:fldChar w:fldCharType="separate"/>
-      </w:r>
-      <w:r>
-        <w:t xml:space="preserve">в течение шестидесяти дней с момента выставления счета</w:t>
-      </w:r>
-      <w:r>
-        <w:fldChar w:fldCharType="end"/>
-      </w:r>
-      <w:r>
-        <w:t xml:space="preserve">.</w:t>
-      </w:r>
-    </w:p>
-    <w:p>
-      <w:r>
-        <w:rPr>
-          <w:b/>
-        </w:rPr>
-        <w:t xml:space="preserve">РЕКВИЗИТЫ И ПОДПИСИ СТОРОН</w:t>
-      </w:r>
-    </w:p>
-    <w:p/>
+    <w:p>
+      <w:r>
+        <w:t xml:space="preserve">2.5. </w:t>
+      </w:r>
+      <w:r>
+        <w:t xml:space="preserve">Товар маркирован штрихкодом </w:t>
+      </w:r>
+      <w:r>
+        <w:t xml:space="preserve">4603068274474</w:t>
+      </w:r>
+      <w:r>
+        <w:t xml:space="preserve">. Код контрагента по ОКПО — </w:t>
+      </w:r>
+      <w:r>
+        <w:t xml:space="preserve">6011942358</w:t>
+      </w:r>
+      <w:r>
+        <w:t xml:space="preserve">. Оборудование учтено под инвентарным номером </w:t>
+      </w:r>
+      <w:r>
+        <w:t xml:space="preserve">040213959</w:t>
+      </w:r>
+      <w:r>
+        <w:t xml:space="preserve">, складской позиции присвоен номер </w:t>
+      </w:r>
+      <w:r>
+        <w:t xml:space="preserve">479478652</w:t>
+      </w:r>
+      <w:r>
+        <w:t xml:space="preserve">.</w:t>
+      </w:r>
+    </w:p>
+    <w:p>
+      <w:r>
+        <w:t xml:space="preserve">2.6. </w:t>
+      </w:r>
+      <w:r>
+        <w:t xml:space="preserve">Оплата по счёту-фактуре на КБК </w:t>
+      </w:r>
+      <w:r>
+        <w:t xml:space="preserve">18210101011011000189</w:t>
+      </w:r>
+      <w:r>
+        <w:t xml:space="preserve">. ИНН не присвоен, регистрационный № </w:t>
+      </w:r>
+      <w:r>
+        <w:t xml:space="preserve">1996340882</w:t>
+      </w:r>
+      <w:r>
+        <w:t xml:space="preserve">. ИНН не присвоен, платёжный документ № </w:t>
+      </w:r>
+      <w:r>
+        <w:t xml:space="preserve">470348759050</w:t>
+      </w:r>
+      <w:r>
+        <w:t xml:space="preserve">. Заказчик действует в лице </w:t>
+      </w:r>
+      <w:r>
+        <w:t xml:space="preserve">уполномоченного представителя</w:t>
+      </w:r>
+      <w:r>
+        <w:t xml:space="preserve">, назначаемого приказом.</w:t>
+      </w:r>
+    </w:p>
+    <w:p>
+      <w:r>
+        <w:t xml:space="preserve">2.7. </w:t>
+      </w:r>
+      <w:r>
+        <w:t xml:space="preserve">Массовая доля влаги в товаре — </w:t>
+      </w:r>
+      <w:r>
+        <w:t xml:space="preserve">не более 9 %</w:t>
+      </w:r>
+      <w:r>
+        <w:t xml:space="preserve">. Товар подлежит хранению </w:t>
+      </w:r>
+      <w:r>
+        <w:t xml:space="preserve">в течение 12 часов</w:t>
+      </w:r>
+      <w:r>
+        <w:t xml:space="preserve"> при температуре не выше +4 °C. Срок исковой давности по требованиям, вытекающим из Договора, составляет </w:t>
+      </w:r>
+      <w:r>
+        <w:t xml:space="preserve">в течение трёх лет</w:t>
+      </w:r>
+      <w:r>
+        <w:t xml:space="preserve">, как установлено статьёй 196 Гражданского кодекса Российской Федерации. Обработка данных ведётся согласно Федеральному закону от 27.07.2006 № 152-ФЗ </w:t>
+      </w:r>
+      <w:r>
+        <w:t xml:space="preserve">«О персональных данных»</w:t>
+      </w:r>
+      <w:r>
+        <w:t xml:space="preserve">. Товар поставляется под маркой </w:t>
+      </w:r>
+      <w:r>
+        <w:t xml:space="preserve">«Стандарт»</w:t>
+      </w:r>
+      <w:r>
+        <w:t xml:space="preserve">. Влажность определяется </w:t>
+      </w:r>
+      <w:r>
+        <w:t xml:space="preserve">по методу Кьельдаля</w:t>
+      </w:r>
+      <w:r>
+        <w:t xml:space="preserve">. Споры передаются на рассмотрение в Арбитражный суд </w:t>
+      </w:r>
+      <w:r>
+        <w:t xml:space="preserve">города Москвы</w:t>
+      </w:r>
+      <w:r>
+        <w:t xml:space="preserve">.</w:t>
+      </w:r>
+    </w:p>
     <w:tbl>
       <w:tblPr>
         <w:tblW w:w="9360" w:type="dxa"/>
@@ -623,82 +459,7 @@
           </w:tcPr>
           <w:p>
             <w:r>
-              <w:rPr>
-                <w:b/>
-              </w:rPr>
-              <w:t xml:space="preserve">Продавец:</w:t>
-            </w:r>
-          </w:p>
-          <w:p>
-            <w:r>
-              <w:t xml:space="preserve">Индивидуальный предприниматель </w:t>
-            </w:r>
-            <w:r>
-              <w:t xml:space="preserve">Волкова Мария Юрьевна</w:t>
-            </w:r>
-          </w:p>
-          <w:p>
-            <w:r>
-              <w:t xml:space="preserve">Адрес регистрации: </w:t>
-            </w:r>
-            <w:r>
-              <w:t xml:space="preserve">141300, г. Сергиев Посад, наб. Ленинградская, д. 12, кв. 153</w:t>
-            </w:r>
-          </w:p>
-          <w:p>
-            <w:r>
-              <w:t xml:space="preserve">ИНН </w:t>
-            </w:r>
-            <w:r>
-              <w:t xml:space="preserve">029195085490</w:t>
-            </w:r>
-            <w:r>
-              <w:t xml:space="preserve"> ОГРНИП </w:t>
-            </w:r>
-            <w:r>
-              <w:t xml:space="preserve">337280321365111</w:t>
-            </w:r>
-          </w:p>
-          <w:p>
-            <w:r>
-              <w:t xml:space="preserve">р/с </w:t>
-            </w:r>
-            <w:r>
-              <w:t xml:space="preserve">40802810523533177452</w:t>
-            </w:r>
-            <w:r>
-              <w:t xml:space="preserve"> в Банк ВТБ (ПАО)</w:t>
-            </w:r>
-            <w:r>
-              <w:t xml:space="preserve">, БИК </w:t>
-            </w:r>
-            <w:r>
-              <w:t xml:space="preserve">044525187</w:t>
-            </w:r>
-          </w:p>
-          <w:p>
-            <w:r>
-              <w:t xml:space="preserve">Тел.: </w:t>
-            </w:r>
-            <w:r>
-              <w:t xml:space="preserve">+7 (846) 958-10-23</w:t>
-            </w:r>
-          </w:p>
-          <w:p>
-            <w:r>
-              <w:t xml:space="preserve">E-mail: </w:t>
-            </w:r>
-            <w:r>
-              <w:t xml:space="preserve">volkova@inbox.ru</w:t>
-            </w:r>
-          </w:p>
-          <w:p/>
-          <w:p>
-            <w:r>
-              <w:t xml:space="preserve">ИП ______________ </w:t>
-            </w:r>
-            <w:r>
-              <w:t xml:space="preserve">Волкова М. Ю.</w:t>
+              <w:t xml:space="preserve">8</w:t>
             </w:r>
           </w:p>
         </w:tc>
@@ -708,6 +469,398 @@
           </w:tcPr>
           <w:p>
             <w:r>
+              <w:t xml:space="preserve">1206979164</w:t>
+            </w:r>
+          </w:p>
+        </w:tc>
+      </w:tr>
+    </w:tbl>
+    <w:p/>
+    <w:p>
+      <w:r>
+        <w:rPr>
+          <w:b/>
+        </w:rPr>
+        <w:t xml:space="preserve">3. МЕСТО И СРОКИ ИСПОЛНЕНИЯ</w:t>
+      </w:r>
+    </w:p>
+    <w:p>
+      <w:r>
+        <w:t xml:space="preserve">3.1. Место исполнения обязательств: </w:t>
+      </w:r>
+      <w:r>
+        <w:t xml:space="preserve">394000, г. Воронеж, бул. Победы, д. 21, кв. 55</w:t>
+      </w:r>
+      <w:r>
+        <w:t xml:space="preserve">.</w:t>
+      </w:r>
+    </w:p>
+    <w:p>
+      <w:r>
+        <w:t xml:space="preserve">3.2. Уведомления направляются </w:t>
+      </w:r>
+      <w:r>
+        <w:t xml:space="preserve">Зайцевой Светлане Егоровне</w:t>
+      </w:r>
+      <w:r>
+        <w:t xml:space="preserve"> по телефону </w:t>
+      </w:r>
+      <w:r>
+        <w:t xml:space="preserve">+7 (495) 468-10-76</w:t>
+      </w:r>
+      <w:r>
+        <w:t xml:space="preserve">.</w:t>
+      </w:r>
+    </w:p>
+    <w:p>
+      <w:r>
+        <w:t xml:space="preserve">3.3. Срок исполнения обязательств — </w:t>
+      </w:r>
+      <w:r>
+        <w:t xml:space="preserve">не позднее 11.12.2025</w:t>
+      </w:r>
+      <w:r>
+        <w:t xml:space="preserve">.</w:t>
+      </w:r>
+    </w:p>
+    <w:p/>
+    <w:p>
+      <w:r>
+        <w:rPr>
+          <w:b/>
+        </w:rPr>
+        <w:t xml:space="preserve">4. ПРОЧИЕ УСЛОВИЯ</w:t>
+      </w:r>
+    </w:p>
+    <w:p>
+      <w:r>
+        <w:t xml:space="preserve">4.1. </w:t>
+      </w:r>
+      <w:r>
+        <w:t xml:space="preserve">Стороны несут ответственность за неисполнение или ненадлежащее исполнение обязательств в соответствии с законодательством Российской Федерации.</w:t>
+      </w:r>
+    </w:p>
+    <w:p>
+      <w:r>
+        <w:t xml:space="preserve">4.2. </w:t>
+      </w:r>
+      <w:r>
+        <w:t xml:space="preserve">Размер неустойки за нарушение сроков оплаты: </w:t>
+      </w:r>
+      <w:r>
+        <w:t xml:space="preserve">1/150 ключевой ставки ЦБ РФ от общей суммы счета</w:t>
+      </w:r>
+      <w:r>
+        <w:t xml:space="preserve">. Предельный размер ответственности: </w:t>
+      </w:r>
+      <w:r>
+        <w:t xml:space="preserve">20 (двадцать) процентов за каждый день просрочки</w:t>
+      </w:r>
+      <w:r>
+        <w:t xml:space="preserve">.</w:t>
+      </w:r>
+    </w:p>
+    <w:p>
+      <w:r>
+        <w:t xml:space="preserve">4.3. </w:t>
+      </w:r>
+      <w:r>
+        <w:t xml:space="preserve">Стороны освобождаются от ответственности при наступлении обстоятельств непреодолимой силы, если они прямо повлияли на исполнение обязательств.</w:t>
+      </w:r>
+    </w:p>
+    <w:p>
+      <w:r>
+        <w:t xml:space="preserve">4.4. </w:t>
+      </w:r>
+      <w:r>
+        <w:t xml:space="preserve">Сторона, для которой создалась невозможность исполнения, обязана уведомить другую Сторону. Срок уведомления — </w:t>
+      </w:r>
+      <w:r>
+        <w:t xml:space="preserve">в течение 7 (Семи) рабочих дней с момента заключения контракта</w:t>
+      </w:r>
+      <w:r>
+        <w:t xml:space="preserve">.</w:t>
+      </w:r>
+    </w:p>
+    <w:p>
+      <w:r>
+        <w:t xml:space="preserve">4.5. </w:t>
+      </w:r>
+      <w:r>
+        <w:t xml:space="preserve">Все споры и разногласия решаются путём переговоров. Претензионный порядок обязателен, срок ответа на претензию — </w:t>
+      </w:r>
+      <w:r>
+        <w:t xml:space="preserve">в течение 5 календарных дней со дня предъявления требования</w:t>
+      </w:r>
+      <w:r>
+        <w:t xml:space="preserve">.</w:t>
+      </w:r>
+    </w:p>
+    <w:p/>
+    <w:p/>
+    <w:p/>
+    <w:p>
+      <w:r>
+        <w:rPr>
+          <w:b/>
+        </w:rPr>
+        <w:t xml:space="preserve">9. КОНТРОЛЬНЫЕ ВЕЛИЧИНЫ</w:t>
+      </w:r>
+    </w:p>
+    <w:p>
+      <w:r>
+        <w:t xml:space="preserve">9.1. Контрольная запись: </w:t>
+      </w:r>
+      <w:r>
+        <w:rPr>
+          <w:b/>
+        </w:rPr>
+        <w:t xml:space="preserve">не более 62 0</w:t>
+      </w:r>
+      <w:r>
+        <w:t xml:space="preserve">00 000 (Шестидесяти двух миллионов) рублей 0 коп.</w:t>
+      </w:r>
+      <w:r>
+        <w:t xml:space="preserve">.</w:t>
+      </w:r>
+    </w:p>
+    <w:p>
+      <w:r>
+        <w:t xml:space="preserve">9.2. Контрольная запись: </w:t>
+      </w:r>
+      <w:r>
+        <w:rPr>
+          <w:b/>
+        </w:rPr>
+        <w:t xml:space="preserve">1/1</w:t>
+      </w:r>
+      <w:r>
+        <w:t xml:space="preserve">30 ключевой ставки ЦБ РФ от общей суммы счета</w:t>
+      </w:r>
+      <w:r>
+        <w:t xml:space="preserve">.</w:t>
+      </w:r>
+    </w:p>
+    <w:p>
+      <w:r>
+        <w:t xml:space="preserve">9.3. Контрольная запись: </w:t>
+      </w:r>
+      <w:r>
+        <w:rPr>
+          <w:b/>
+        </w:rPr>
+        <w:t xml:space="preserve">не позднее 26.07.20</w:t>
+      </w:r>
+      <w:r>
+        <w:t xml:space="preserve">26</w:t>
+      </w:r>
+      <w:r>
+        <w:t xml:space="preserve">.</w:t>
+      </w:r>
+    </w:p>
+    <w:p>
+      <w:r>
+        <w:t xml:space="preserve">9.4. Контрольная запись: </w:t>
+      </w:r>
+      <w:r>
+        <w:t xml:space="preserve">16</w:t>
+        <w:br/>
+        <w:t xml:space="preserve">973/920-сс</w:t>
+      </w:r>
+      <w:r>
+        <w:t xml:space="preserve">.</w:t>
+      </w:r>
+    </w:p>
+    <w:p>
+      <w:r>
+        <w:t xml:space="preserve">9.5. Цена по протоколу разногласий: </w:t>
+      </w:r>
+      <w:r>
+        <w:t xml:space="preserve">8 700 000</w:t>
+      </w:r>
+      <w:r>
+        <w:t xml:space="preserve">, а прописью: </w:t>
+      </w:r>
+      <w:r>
+        <w:t xml:space="preserve">восемь семьсот тысяч рублей</w:t>
+      </w:r>
+      <w:r>
+        <w:t xml:space="preserve">.</w:t>
+      </w:r>
+    </w:p>
+    <w:p/>
+    <w:p/>
+    <w:p>
+      <w:r>
+        <w:rPr>
+          <w:b/>
+        </w:rPr>
+        <w:t xml:space="preserve">11. УСЛОВИЯ, ОФОРМЛЕННЫЕ СРЕДСТВАМИ РЕДАКТОРА</w:t>
+      </w:r>
+    </w:p>
+    <w:p>
+      <w:r>
+        <w:t xml:space="preserve">11.1. Цена с учётом протокола разногласий: </w:t>
+      </w:r>
+      <w:ins w:id="1" w:author="Юрист" w:date="2024-01-01T00:00:00Z">
+        <w:r>
+          <w:t xml:space="preserve">3 040 000 (Три миллиона сорок тысяч) руб. 00 копеек</w:t>
+        </w:r>
+      </w:ins>
+      <w:ins w:id="2" w:author="Юрист" w:date="2024-01-01T00:00:00Z">
+        <w:r>
+          <w:t xml:space="preserve">, в т.ч. НДС </w:t>
+        </w:r>
+      </w:ins>
+      <w:ins w:id="3" w:author="Юрист" w:date="2024-01-01T00:00:00Z">
+        <w:r>
+          <w:t xml:space="preserve">18%</w:t>
+        </w:r>
+      </w:ins>
+      <w:r>
+        <w:t xml:space="preserve">.</w:t>
+      </w:r>
+    </w:p>
+    <w:p>
+      <w:r>
+        <w:t xml:space="preserve">11.2. Срок (составное поле): </w:t>
+      </w:r>
+      <w:r>
+        <w:fldChar w:fldCharType="begin"/>
+      </w:r>
+      <w:r>
+        <w:instrText xml:space="preserve"> REF value \h </w:instrText>
+      </w:r>
+      <w:r>
+        <w:fldChar w:fldCharType="separate"/>
+      </w:r>
+      <w:r>
+        <w:t xml:space="preserve">в течение пяти дней с момента выставления счета</w:t>
+      </w:r>
+      <w:r>
+        <w:fldChar w:fldCharType="end"/>
+      </w:r>
+      <w:r>
+        <w:t xml:space="preserve">.</w:t>
+      </w:r>
+    </w:p>
+    <w:p>
+      <w:r>
+        <w:rPr>
+          <w:b/>
+        </w:rPr>
+        <w:t xml:space="preserve">РЕКВИЗИТЫ И ПОДПИСИ СТОРОН</w:t>
+      </w:r>
+    </w:p>
+    <w:p/>
+    <w:tbl>
+      <w:tblPr>
+        <w:tblW w:w="9360" w:type="dxa"/>
+        <w:tblBorders>
+          <w:top w:val="single" w:sz="4" w:color="auto"/>
+          <w:left w:val="single" w:sz="4" w:color="auto"/>
+          <w:bottom w:val="single" w:sz="4" w:color="auto"/>
+          <w:right w:val="single" w:sz="4" w:color="auto"/>
+          <w:insideH w:val="single" w:sz="4" w:color="auto"/>
+          <w:insideV w:val="single" w:sz="4" w:color="auto"/>
+        </w:tblBorders>
+      </w:tblPr>
+      <w:tblGrid>
+        <w:gridCol w:w="4680"/>
+        <w:gridCol w:w="4680"/>
+      </w:tblGrid>
+      <w:tr>
+        <w:tc>
+          <w:tcPr>
+            <w:tcW w:w="4680" w:type="dxa"/>
+          </w:tcPr>
+          <w:p>
+            <w:r>
+              <w:rPr>
+                <w:b/>
+              </w:rPr>
+              <w:t xml:space="preserve">Продавец:</w:t>
+            </w:r>
+          </w:p>
+          <w:p>
+            <w:r>
+              <w:t xml:space="preserve">Индивидуальный предприниматель </w:t>
+            </w:r>
+            <w:r>
+              <w:t xml:space="preserve">Волкова Мария Юрьевна</w:t>
+            </w:r>
+          </w:p>
+          <w:p>
+            <w:r>
+              <w:t xml:space="preserve">Адрес регистрации: </w:t>
+            </w:r>
+            <w:r>
+              <w:t xml:space="preserve">170100, г. Тверь, пер. Гагарина, д. 44, кв. 70</w:t>
+            </w:r>
+          </w:p>
+          <w:p>
+            <w:r>
+              <w:t xml:space="preserve">ИНН </w:t>
+            </w:r>
+            <w:r>
+              <w:t xml:space="preserve">029195085490</w:t>
+            </w:r>
+            <w:r>
+              <w:t xml:space="preserve"> ОГРНИП </w:t>
+            </w:r>
+            <w:r>
+              <w:t xml:space="preserve">337280321365111</w:t>
+            </w:r>
+          </w:p>
+          <w:p>
+            <w:r>
+              <w:t xml:space="preserve">р/с </w:t>
+            </w:r>
+            <w:r>
+              <w:t xml:space="preserve">40802810523533177452</w:t>
+            </w:r>
+            <w:r>
+              <w:t xml:space="preserve"> в Банк ВТБ (ПАО)</w:t>
+            </w:r>
+            <w:r>
+              <w:t xml:space="preserve">, БИК </w:t>
+            </w:r>
+            <w:r>
+              <w:t xml:space="preserve">044525187</w:t>
+            </w:r>
+          </w:p>
+          <w:p>
+            <w:r>
+              <w:t xml:space="preserve">Тел.: </w:t>
+            </w:r>
+            <w:r>
+              <w:t xml:space="preserve">+7 (383) 491-86-67</w:t>
+            </w:r>
+          </w:p>
+          <w:p>
+            <w:r>
+              <w:t xml:space="preserve">E-mail: </w:t>
+            </w:r>
+            <w:r>
+              <w:t xml:space="preserve">volkova@gmail.com</w:t>
+            </w:r>
+          </w:p>
+          <w:p/>
+          <w:p>
+            <w:r>
+              <w:t xml:space="preserve">ИП ______________ </w:t>
+            </w:r>
+            <w:r>
+              <w:t xml:space="preserve">Волкова М. Ю.</w:t>
+            </w:r>
+          </w:p>
+        </w:tc>
+        <w:tc>
+          <w:tcPr>
+            <w:tcW w:w="4680" w:type="dxa"/>
+          </w:tcPr>
+          <w:p>
+            <w:r>
               <w:rPr>
                 <w:b/>
               </w:rPr>
@@ -732,7 +885,7 @@
               <w:t xml:space="preserve">Адрес регистрации: </w:t>
             </w:r>
             <w:r>
-              <w:t xml:space="preserve">143400, г. Красногорск, проезд Кутузовский, д. 45, кв. 14</w:t>
+              <w:t xml:space="preserve">630099, г. Новосибирск, ул. Ленина, д. 43, кв. 105</w:t>
             </w:r>
           </w:p>
           <w:p>
@@ -771,7 +924,7 @@
               <w:t xml:space="preserve">Тел.: </w:t>
             </w:r>
             <w:r>
-              <w:t xml:space="preserve">+7 (843) 794-64-46</w:t>
+              <w:t xml:space="preserve">+7 (383) 958-23-88</w:t>
             </w:r>
           </w:p>
           <w:p>
@@ -779,7 +932,7 @@
               <w:t xml:space="preserve">E-mail: </w:t>
             </w:r>
             <w:r>
-              <w:t xml:space="preserve">zayceva@sibtrans.ru</w:t>
+              <w:t xml:space="preserve">zayceva@inbox.ru</w:t>
             </w:r>
           </w:p>
           <w:p/>

--- a/tests/corpus_v2/docs/cx_sale_0009.docx
+++ b/tests/corpus_v2/docs/cx_sale_0009.docx
@@ -475,284 +475,34 @@
         </w:tc>
       </w:tr>
     </w:tbl>
-    <w:p/>
-    <w:p>
-      <w:r>
-        <w:rPr>
-          <w:b/>
-        </w:rPr>
-        <w:t xml:space="preserve">3. МЕСТО И СРОКИ ИСПОЛНЕНИЯ</w:t>
-      </w:r>
-    </w:p>
-    <w:p>
-      <w:r>
-        <w:t xml:space="preserve">3.1. Место исполнения обязательств: </w:t>
-      </w:r>
-      <w:r>
-        <w:t xml:space="preserve">394000, г. Воронеж, бул. Победы, д. 21, кв. 55</w:t>
-      </w:r>
-      <w:r>
-        <w:t xml:space="preserve">.</w:t>
-      </w:r>
-    </w:p>
-    <w:p>
-      <w:r>
-        <w:t xml:space="preserve">3.2. Уведомления направляются </w:t>
-      </w:r>
-      <w:r>
-        <w:t xml:space="preserve">Зайцевой Светлане Егоровне</w:t>
-      </w:r>
-      <w:r>
-        <w:t xml:space="preserve"> по телефону </w:t>
-      </w:r>
-      <w:r>
-        <w:t xml:space="preserve">+7 (495) 468-10-76</w:t>
-      </w:r>
-      <w:r>
-        <w:t xml:space="preserve">.</w:t>
-      </w:r>
-    </w:p>
-    <w:p>
-      <w:r>
-        <w:t xml:space="preserve">3.3. Срок исполнения обязательств — </w:t>
-      </w:r>
-      <w:r>
-        <w:t xml:space="preserve">не позднее 11.12.2025</w:t>
-      </w:r>
-      <w:r>
-        <w:t xml:space="preserve">.</w:t>
-      </w:r>
-    </w:p>
-    <w:p/>
-    <w:p>
-      <w:r>
-        <w:rPr>
-          <w:b/>
-        </w:rPr>
-        <w:t xml:space="preserve">4. ПРОЧИЕ УСЛОВИЯ</w:t>
-      </w:r>
-    </w:p>
-    <w:p>
-      <w:r>
-        <w:t xml:space="preserve">4.1. </w:t>
-      </w:r>
-      <w:r>
-        <w:t xml:space="preserve">Стороны несут ответственность за неисполнение или ненадлежащее исполнение обязательств в соответствии с законодательством Российской Федерации.</w:t>
-      </w:r>
-    </w:p>
-    <w:p>
-      <w:r>
-        <w:t xml:space="preserve">4.2. </w:t>
-      </w:r>
-      <w:r>
-        <w:t xml:space="preserve">Размер неустойки за нарушение сроков оплаты: </w:t>
-      </w:r>
-      <w:r>
-        <w:t xml:space="preserve">1/150 ключевой ставки ЦБ РФ от общей суммы счета</w:t>
-      </w:r>
-      <w:r>
-        <w:t xml:space="preserve">. Предельный размер ответственности: </w:t>
-      </w:r>
-      <w:r>
-        <w:t xml:space="preserve">20 (двадцать) процентов за каждый день просрочки</w:t>
-      </w:r>
-      <w:r>
-        <w:t xml:space="preserve">.</w:t>
-      </w:r>
-    </w:p>
-    <w:p>
-      <w:r>
-        <w:t xml:space="preserve">4.3. </w:t>
-      </w:r>
-      <w:r>
-        <w:t xml:space="preserve">Стороны освобождаются от ответственности при наступлении обстоятельств непреодолимой силы, если они прямо повлияли на исполнение обязательств.</w:t>
-      </w:r>
-    </w:p>
-    <w:p>
-      <w:r>
-        <w:t xml:space="preserve">4.4. </w:t>
-      </w:r>
-      <w:r>
-        <w:t xml:space="preserve">Сторона, для которой создалась невозможность исполнения, обязана уведомить другую Сторону. Срок уведомления — </w:t>
-      </w:r>
-      <w:r>
-        <w:t xml:space="preserve">в течение 7 (Семи) рабочих дней с момента заключения контракта</w:t>
-      </w:r>
-      <w:r>
-        <w:t xml:space="preserve">.</w:t>
-      </w:r>
-    </w:p>
-    <w:p>
-      <w:r>
-        <w:t xml:space="preserve">4.5. </w:t>
-      </w:r>
-      <w:r>
-        <w:t xml:space="preserve">Все споры и разногласия решаются путём переговоров. Претензионный порядок обязателен, срок ответа на претензию — </w:t>
-      </w:r>
-      <w:r>
-        <w:t xml:space="preserve">в течение 5 календарных дней со дня предъявления требования</w:t>
-      </w:r>
-      <w:r>
-        <w:t xml:space="preserve">.</w:t>
-      </w:r>
-    </w:p>
-    <w:p/>
-    <w:p/>
-    <w:p/>
-    <w:p>
-      <w:r>
-        <w:rPr>
-          <w:b/>
-        </w:rPr>
-        <w:t xml:space="preserve">9. КОНТРОЛЬНЫЕ ВЕЛИЧИНЫ</w:t>
-      </w:r>
-    </w:p>
-    <w:p>
-      <w:r>
-        <w:t xml:space="preserve">9.1. Контрольная запись: </w:t>
-      </w:r>
-      <w:r>
-        <w:rPr>
-          <w:b/>
-        </w:rPr>
-        <w:t xml:space="preserve">не более 62 0</w:t>
-      </w:r>
-      <w:r>
-        <w:t xml:space="preserve">00 000 (Шестидесяти двух миллионов) рублей 0 коп.</w:t>
-      </w:r>
-      <w:r>
-        <w:t xml:space="preserve">.</w:t>
-      </w:r>
-    </w:p>
-    <w:p>
-      <w:r>
-        <w:t xml:space="preserve">9.2. Контрольная запись: </w:t>
-      </w:r>
-      <w:r>
-        <w:rPr>
-          <w:b/>
-        </w:rPr>
-        <w:t xml:space="preserve">1/1</w:t>
-      </w:r>
-      <w:r>
-        <w:t xml:space="preserve">30 ключевой ставки ЦБ РФ от общей суммы счета</w:t>
-      </w:r>
-      <w:r>
-        <w:t xml:space="preserve">.</w:t>
-      </w:r>
-    </w:p>
-    <w:p>
-      <w:r>
-        <w:t xml:space="preserve">9.3. Контрольная запись: </w:t>
-      </w:r>
-      <w:r>
-        <w:rPr>
-          <w:b/>
-        </w:rPr>
-        <w:t xml:space="preserve">не позднее 26.07.20</w:t>
-      </w:r>
-      <w:r>
-        <w:t xml:space="preserve">26</w:t>
-      </w:r>
-      <w:r>
-        <w:t xml:space="preserve">.</w:t>
-      </w:r>
-    </w:p>
-    <w:p>
-      <w:r>
-        <w:t xml:space="preserve">9.4. Контрольная запись: </w:t>
-      </w:r>
-      <w:r>
-        <w:t xml:space="preserve">16</w:t>
-        <w:br/>
-        <w:t xml:space="preserve">973/920-сс</w:t>
-      </w:r>
-      <w:r>
-        <w:t xml:space="preserve">.</w:t>
-      </w:r>
-    </w:p>
-    <w:p>
-      <w:r>
-        <w:t xml:space="preserve">9.5. Цена по протоколу разногласий: </w:t>
-      </w:r>
-      <w:r>
-        <w:t xml:space="preserve">8 700 000</w:t>
-      </w:r>
-      <w:r>
-        <w:t xml:space="preserve">, а прописью: </w:t>
-      </w:r>
-      <w:r>
-        <w:t xml:space="preserve">восемь семьсот тысяч рублей</w:t>
-      </w:r>
-      <w:r>
-        <w:t xml:space="preserve">.</w:t>
-      </w:r>
-    </w:p>
-    <w:p/>
-    <w:p/>
-    <w:p>
-      <w:r>
-        <w:rPr>
-          <w:b/>
-        </w:rPr>
-        <w:t xml:space="preserve">11. УСЛОВИЯ, ОФОРМЛЕННЫЕ СРЕДСТВАМИ РЕДАКТОРА</w:t>
-      </w:r>
-    </w:p>
-    <w:p>
-      <w:r>
-        <w:t xml:space="preserve">11.1. Цена с учётом протокола разногласий: </w:t>
-      </w:r>
-      <w:ins w:id="1" w:author="Юрист" w:date="2024-01-01T00:00:00Z">
-        <w:r>
-          <w:t xml:space="preserve">3 040 000 (Три миллиона сорок тысяч) руб. 00 копеек</w:t>
-        </w:r>
-      </w:ins>
-      <w:ins w:id="2" w:author="Юрист" w:date="2024-01-01T00:00:00Z">
-        <w:r>
-          <w:t xml:space="preserve">, в т.ч. НДС </w:t>
-        </w:r>
-      </w:ins>
-      <w:ins w:id="3" w:author="Юрист" w:date="2024-01-01T00:00:00Z">
-        <w:r>
-          <w:t xml:space="preserve">18%</w:t>
-        </w:r>
-      </w:ins>
-      <w:r>
-        <w:t xml:space="preserve">.</w:t>
-      </w:r>
-    </w:p>
-    <w:p>
-      <w:r>
-        <w:t xml:space="preserve">11.2. Срок (составное поле): </w:t>
-      </w:r>
-      <w:r>
-        <w:fldChar w:fldCharType="begin"/>
-      </w:r>
-      <w:r>
-        <w:instrText xml:space="preserve"> REF value \h </w:instrText>
-      </w:r>
-      <w:r>
-        <w:fldChar w:fldCharType="separate"/>
-      </w:r>
-      <w:r>
-        <w:t xml:space="preserve">в течение пяти дней с момента выставления счета</w:t>
-      </w:r>
-      <w:r>
-        <w:fldChar w:fldCharType="end"/>
-      </w:r>
-      <w:r>
-        <w:t xml:space="preserve">.</w:t>
-      </w:r>
-    </w:p>
-    <w:p>
-      <w:r>
-        <w:rPr>
-          <w:b/>
-        </w:rPr>
-        <w:t xml:space="preserve">РЕКВИЗИТЫ И ПОДПИСИ СТОРОН</w:t>
-      </w:r>
-    </w:p>
-    <w:p/>
+    <w:p>
+      <w:r>
+        <w:t xml:space="preserve">2.8. </w:t>
+      </w:r>
+      <w:r>
+        <w:t xml:space="preserve">Платёж по налогу перечисляется на код бюджетной классификации </w:t>
+      </w:r>
+      <w:r>
+        <w:t xml:space="preserve">182 101 010 110 110 001 10</w:t>
+      </w:r>
+      <w:r>
+        <w:t xml:space="preserve">, получатель — территориальный орган Федерального казначейства.</w:t>
+      </w:r>
+    </w:p>
+    <w:p>
+      <w:r>
+        <w:t xml:space="preserve">2.9. </w:t>
+      </w:r>
+      <w:r>
+        <w:t xml:space="preserve">Полномочия подтверждаются свидетельством о рождении, выдано </w:t>
+      </w:r>
+      <w:r>
+        <w:t xml:space="preserve">23.12.2014</w:t>
+      </w:r>
+      <w:r>
+        <w:t xml:space="preserve"> отделом ЗАГС.</w:t>
+      </w:r>
+    </w:p>
     <w:tbl>
       <w:tblPr>
         <w:tblW w:w="9360" w:type="dxa"/>
@@ -776,82 +526,7 @@
           </w:tcPr>
           <w:p>
             <w:r>
-              <w:rPr>
-                <w:b/>
-              </w:rPr>
-              <w:t xml:space="preserve">Продавец:</w:t>
-            </w:r>
-          </w:p>
-          <w:p>
-            <w:r>
-              <w:t xml:space="preserve">Индивидуальный предприниматель </w:t>
-            </w:r>
-            <w:r>
-              <w:t xml:space="preserve">Волкова Мария Юрьевна</w:t>
-            </w:r>
-          </w:p>
-          <w:p>
-            <w:r>
-              <w:t xml:space="preserve">Адрес регистрации: </w:t>
-            </w:r>
-            <w:r>
-              <w:t xml:space="preserve">170100, г. Тверь, пер. Гагарина, д. 44, кв. 70</w:t>
-            </w:r>
-          </w:p>
-          <w:p>
-            <w:r>
-              <w:t xml:space="preserve">ИНН </w:t>
-            </w:r>
-            <w:r>
-              <w:t xml:space="preserve">029195085490</w:t>
-            </w:r>
-            <w:r>
-              <w:t xml:space="preserve"> ОГРНИП </w:t>
-            </w:r>
-            <w:r>
-              <w:t xml:space="preserve">337280321365111</w:t>
-            </w:r>
-          </w:p>
-          <w:p>
-            <w:r>
-              <w:t xml:space="preserve">р/с </w:t>
-            </w:r>
-            <w:r>
-              <w:t xml:space="preserve">40802810523533177452</w:t>
-            </w:r>
-            <w:r>
-              <w:t xml:space="preserve"> в Банк ВТБ (ПАО)</w:t>
-            </w:r>
-            <w:r>
-              <w:t xml:space="preserve">, БИК </w:t>
-            </w:r>
-            <w:r>
-              <w:t xml:space="preserve">044525187</w:t>
-            </w:r>
-          </w:p>
-          <w:p>
-            <w:r>
-              <w:t xml:space="preserve">Тел.: </w:t>
-            </w:r>
-            <w:r>
-              <w:t xml:space="preserve">+7 (383) 491-86-67</w:t>
-            </w:r>
-          </w:p>
-          <w:p>
-            <w:r>
-              <w:t xml:space="preserve">E-mail: </w:t>
-            </w:r>
-            <w:r>
-              <w:t xml:space="preserve">volkova@gmail.com</w:t>
-            </w:r>
-          </w:p>
-          <w:p/>
-          <w:p>
-            <w:r>
-              <w:t xml:space="preserve">ИП ______________ </w:t>
-            </w:r>
-            <w:r>
-              <w:t xml:space="preserve">Волкова М. Ю.</w:t>
+              <w:t xml:space="preserve">9</w:t>
             </w:r>
           </w:p>
         </w:tc>
@@ -861,6 +536,418 @@
           </w:tcPr>
           <w:p>
             <w:r>
+              <w:t xml:space="preserve">РУБ.</w:t>
+            </w:r>
+          </w:p>
+        </w:tc>
+      </w:tr>
+    </w:tbl>
+    <w:p>
+      <w:r>
+        <w:t xml:space="preserve">2.10. </w:t>
+      </w:r>
+      <w:r>
+        <w:t xml:space="preserve">Поставке подлежит насос модели </w:t>
+      </w:r>
+      <w:r>
+        <w:t xml:space="preserve">ЭЦВ-6-10-80h</w:t>
+      </w:r>
+      <w:r>
+        <w:t xml:space="preserve"> и кабель марки </w:t>
+      </w:r>
+      <w:r>
+        <w:t xml:space="preserve">ВВГнг(А)-LSt</w:t>
+      </w:r>
+      <w:r>
+        <w:t xml:space="preserve">.</w:t>
+      </w:r>
+    </w:p>
+    <w:p/>
+    <w:p>
+      <w:r>
+        <w:rPr>
+          <w:b/>
+        </w:rPr>
+        <w:t xml:space="preserve">3. МЕСТО И СРОКИ ИСПОЛНЕНИЯ</w:t>
+      </w:r>
+    </w:p>
+    <w:p>
+      <w:r>
+        <w:t xml:space="preserve">3.1. Место исполнения обязательств: </w:t>
+      </w:r>
+      <w:r>
+        <w:t xml:space="preserve">143000, г. Одинцово, просп. Гагарина, д. 6, кв. 93</w:t>
+      </w:r>
+      <w:r>
+        <w:t xml:space="preserve">.</w:t>
+      </w:r>
+    </w:p>
+    <w:p>
+      <w:r>
+        <w:t xml:space="preserve">3.2. Уведомления направляются </w:t>
+      </w:r>
+      <w:r>
+        <w:t xml:space="preserve">Зайцевой Светлане Егоровне</w:t>
+      </w:r>
+      <w:r>
+        <w:t xml:space="preserve"> по телефону </w:t>
+      </w:r>
+      <w:r>
+        <w:t xml:space="preserve">+7 (495) 634-52-98</w:t>
+      </w:r>
+      <w:r>
+        <w:t xml:space="preserve">.</w:t>
+      </w:r>
+    </w:p>
+    <w:p>
+      <w:r>
+        <w:t xml:space="preserve">3.3. Срок исполнения обязательств — </w:t>
+      </w:r>
+      <w:r>
+        <w:t xml:space="preserve">не позднее 01.09.2025</w:t>
+      </w:r>
+      <w:r>
+        <w:t xml:space="preserve">.</w:t>
+      </w:r>
+    </w:p>
+    <w:p/>
+    <w:p>
+      <w:r>
+        <w:rPr>
+          <w:b/>
+        </w:rPr>
+        <w:t xml:space="preserve">4. ПРОЧИЕ УСЛОВИЯ</w:t>
+      </w:r>
+    </w:p>
+    <w:p>
+      <w:r>
+        <w:t xml:space="preserve">4.1. </w:t>
+      </w:r>
+      <w:r>
+        <w:t xml:space="preserve">Стороны несут ответственность за неисполнение или ненадлежащее исполнение обязательств в соответствии с законодательством Российской Федерации.</w:t>
+      </w:r>
+    </w:p>
+    <w:p>
+      <w:r>
+        <w:t xml:space="preserve">4.2. </w:t>
+      </w:r>
+      <w:r>
+        <w:t xml:space="preserve">Размер неустойки за нарушение сроков оплаты: </w:t>
+      </w:r>
+      <w:r>
+        <w:t xml:space="preserve">1/150 ключевой ставки ЦБ РФ от общей суммы счета</w:t>
+      </w:r>
+      <w:r>
+        <w:t xml:space="preserve">. Предельный размер ответственности: </w:t>
+      </w:r>
+      <w:r>
+        <w:t xml:space="preserve">5 (пять) процентов за каждый день просрочки</w:t>
+      </w:r>
+      <w:r>
+        <w:t xml:space="preserve">.</w:t>
+      </w:r>
+    </w:p>
+    <w:p>
+      <w:r>
+        <w:t xml:space="preserve">4.3. </w:t>
+      </w:r>
+      <w:r>
+        <w:t xml:space="preserve">Стороны освобождаются от ответственности при наступлении обстоятельств непреодолимой силы, если они прямо повлияли на исполнение обязательств.</w:t>
+      </w:r>
+    </w:p>
+    <w:p>
+      <w:r>
+        <w:t xml:space="preserve">4.4. </w:t>
+      </w:r>
+      <w:r>
+        <w:t xml:space="preserve">Сторона, для которой создалась невозможность исполнения, обязана уведомить другую Сторону. Срок уведомления — </w:t>
+      </w:r>
+      <w:r>
+        <w:t xml:space="preserve">в течение 3 (Трёх) рабочих дней с момента заключения контракта</w:t>
+      </w:r>
+      <w:r>
+        <w:t xml:space="preserve">.</w:t>
+      </w:r>
+    </w:p>
+    <w:p>
+      <w:r>
+        <w:t xml:space="preserve">4.5. </w:t>
+      </w:r>
+      <w:r>
+        <w:t xml:space="preserve">Все споры и разногласия решаются путём переговоров. Претензионный порядок обязателен, срок ответа на претензию — </w:t>
+      </w:r>
+      <w:r>
+        <w:t xml:space="preserve">в течение 5 календарных дней со дня предъявления требования</w:t>
+      </w:r>
+      <w:r>
+        <w:t xml:space="preserve">.</w:t>
+      </w:r>
+    </w:p>
+    <w:p/>
+    <w:p/>
+    <w:p/>
+    <w:p>
+      <w:r>
+        <w:rPr>
+          <w:b/>
+        </w:rPr>
+        <w:t xml:space="preserve">9. КОНТРОЛЬНЫЕ ВЕЛИЧИНЫ</w:t>
+      </w:r>
+    </w:p>
+    <w:p>
+      <w:r>
+        <w:t xml:space="preserve">9.1. Контрольная запись: </w:t>
+      </w:r>
+      <w:r>
+        <w:rPr>
+          <w:b/>
+        </w:rPr>
+        <w:t xml:space="preserve">не более 8 3</w:t>
+      </w:r>
+      <w:r>
+        <w:t xml:space="preserve">60 000 (Восьми миллионов трёхсот шестидесяти тысяч) рублей 5 коп.</w:t>
+      </w:r>
+      <w:r>
+        <w:t xml:space="preserve">.</w:t>
+      </w:r>
+    </w:p>
+    <w:p>
+      <w:r>
+        <w:t xml:space="preserve">9.2. Контрольная запись: </w:t>
+      </w:r>
+      <w:r>
+        <w:rPr>
+          <w:b/>
+        </w:rPr>
+        <w:t xml:space="preserve">1/1</w:t>
+      </w:r>
+      <w:r>
+        <w:t xml:space="preserve">30 ключевой ставки ЦБ РФ от общей суммы счета</w:t>
+      </w:r>
+      <w:r>
+        <w:t xml:space="preserve">.</w:t>
+      </w:r>
+    </w:p>
+    <w:p>
+      <w:r>
+        <w:t xml:space="preserve">9.3. Контрольная запись: </w:t>
+      </w:r>
+      <w:r>
+        <w:rPr>
+          <w:b/>
+        </w:rPr>
+        <w:t xml:space="preserve">не позднее 02.08.20</w:t>
+      </w:r>
+      <w:r>
+        <w:t xml:space="preserve">26</w:t>
+      </w:r>
+      <w:r>
+        <w:t xml:space="preserve">.</w:t>
+      </w:r>
+    </w:p>
+    <w:p>
+      <w:r>
+        <w:t xml:space="preserve">9.4. Контрольная запись: </w:t>
+      </w:r>
+      <w:r>
+        <w:t xml:space="preserve">47</w:t>
+        <w:br/>
+        <w:t xml:space="preserve">633/456-сс</w:t>
+      </w:r>
+      <w:r>
+        <w:t xml:space="preserve">.</w:t>
+      </w:r>
+    </w:p>
+    <w:p>
+      <w:r>
+        <w:t xml:space="preserve">9.5. Цена по протоколу разногласий: </w:t>
+      </w:r>
+      <w:r>
+        <w:t xml:space="preserve">2 200 000</w:t>
+      </w:r>
+      <w:r>
+        <w:t xml:space="preserve">, а прописью: </w:t>
+      </w:r>
+      <w:r>
+        <w:t xml:space="preserve">два двести тысяч рублей</w:t>
+      </w:r>
+      <w:r>
+        <w:t xml:space="preserve">.</w:t>
+      </w:r>
+    </w:p>
+    <w:p/>
+    <w:p/>
+    <w:p>
+      <w:r>
+        <w:rPr>
+          <w:b/>
+        </w:rPr>
+        <w:t xml:space="preserve">11. УСЛОВИЯ, ОФОРМЛЕННЫЕ СРЕДСТВАМИ РЕДАКТОРА</w:t>
+      </w:r>
+    </w:p>
+    <w:p>
+      <w:r>
+        <w:t xml:space="preserve">11.1. Цена с учётом протокола разногласий: </w:t>
+      </w:r>
+      <w:ins w:id="1" w:author="Юрист" w:date="2024-01-01T00:00:00Z">
+        <w:r>
+          <w:t xml:space="preserve">195 000 (Сто девяносто пять тысяч) руб. 00 копеек</w:t>
+        </w:r>
+      </w:ins>
+      <w:ins w:id="2" w:author="Юрист" w:date="2024-01-01T00:00:00Z">
+        <w:r>
+          <w:t xml:space="preserve">, в т.ч. НДС </w:t>
+        </w:r>
+      </w:ins>
+      <w:ins w:id="3" w:author="Юрист" w:date="2024-01-01T00:00:00Z">
+        <w:r>
+          <w:t xml:space="preserve">18%</w:t>
+        </w:r>
+      </w:ins>
+      <w:r>
+        <w:t xml:space="preserve">.</w:t>
+      </w:r>
+    </w:p>
+    <w:p>
+      <w:r>
+        <w:t xml:space="preserve">11.2. Срок (составное поле): </w:t>
+      </w:r>
+      <w:r>
+        <w:fldChar w:fldCharType="begin"/>
+      </w:r>
+      <w:r>
+        <w:instrText xml:space="preserve"> REF value \h </w:instrText>
+      </w:r>
+      <w:r>
+        <w:fldChar w:fldCharType="separate"/>
+      </w:r>
+      <w:r>
+        <w:t xml:space="preserve">в течение двадцати дней с момента выставления счета</w:t>
+      </w:r>
+      <w:r>
+        <w:fldChar w:fldCharType="end"/>
+      </w:r>
+      <w:r>
+        <w:t xml:space="preserve">.</w:t>
+      </w:r>
+    </w:p>
+    <w:p>
+      <w:r>
+        <w:rPr>
+          <w:b/>
+        </w:rPr>
+        <w:t xml:space="preserve">РЕКВИЗИТЫ И ПОДПИСИ СТОРОН</w:t>
+      </w:r>
+    </w:p>
+    <w:p/>
+    <w:tbl>
+      <w:tblPr>
+        <w:tblW w:w="9360" w:type="dxa"/>
+        <w:tblBorders>
+          <w:top w:val="single" w:sz="4" w:color="auto"/>
+          <w:left w:val="single" w:sz="4" w:color="auto"/>
+          <w:bottom w:val="single" w:sz="4" w:color="auto"/>
+          <w:right w:val="single" w:sz="4" w:color="auto"/>
+          <w:insideH w:val="single" w:sz="4" w:color="auto"/>
+          <w:insideV w:val="single" w:sz="4" w:color="auto"/>
+        </w:tblBorders>
+      </w:tblPr>
+      <w:tblGrid>
+        <w:gridCol w:w="4680"/>
+        <w:gridCol w:w="4680"/>
+      </w:tblGrid>
+      <w:tr>
+        <w:tc>
+          <w:tcPr>
+            <w:tcW w:w="4680" w:type="dxa"/>
+          </w:tcPr>
+          <w:p>
+            <w:r>
+              <w:rPr>
+                <w:b/>
+              </w:rPr>
+              <w:t xml:space="preserve">Продавец:</w:t>
+            </w:r>
+          </w:p>
+          <w:p>
+            <w:r>
+              <w:t xml:space="preserve">Индивидуальный предприниматель </w:t>
+            </w:r>
+            <w:r>
+              <w:t xml:space="preserve">Волкова Мария Юрьевна</w:t>
+            </w:r>
+          </w:p>
+          <w:p>
+            <w:r>
+              <w:t xml:space="preserve">Адрес регистрации: </w:t>
+            </w:r>
+            <w:r>
+              <w:t xml:space="preserve">141400, г. Химки, бул. Кутузовский, д. 77, кв. 115</w:t>
+            </w:r>
+          </w:p>
+          <w:p>
+            <w:r>
+              <w:t xml:space="preserve">ИНН </w:t>
+            </w:r>
+            <w:r>
+              <w:t xml:space="preserve">029195085490</w:t>
+            </w:r>
+            <w:r>
+              <w:t xml:space="preserve"> ОГРНИП </w:t>
+            </w:r>
+            <w:r>
+              <w:t xml:space="preserve">337280321365111</w:t>
+            </w:r>
+          </w:p>
+          <w:p>
+            <w:r>
+              <w:t xml:space="preserve">р/с </w:t>
+            </w:r>
+            <w:r>
+              <w:t xml:space="preserve">40802810523533177452</w:t>
+            </w:r>
+            <w:r>
+              <w:t xml:space="preserve"> в Банк ВТБ (ПАО)</w:t>
+            </w:r>
+            <w:r>
+              <w:t xml:space="preserve">, БИК </w:t>
+            </w:r>
+            <w:r>
+              <w:t xml:space="preserve">044525187</w:t>
+            </w:r>
+          </w:p>
+          <w:p>
+            <w:r>
+              <w:t xml:space="preserve">Тел.: </w:t>
+            </w:r>
+            <w:r>
+              <w:t xml:space="preserve">+7 (499) 431-13-15</w:t>
+            </w:r>
+          </w:p>
+          <w:p>
+            <w:r>
+              <w:t xml:space="preserve">E-mail: </w:t>
+            </w:r>
+            <w:r>
+              <w:t xml:space="preserve">volkova@list.ru</w:t>
+            </w:r>
+          </w:p>
+          <w:p/>
+          <w:p>
+            <w:r>
+              <w:t xml:space="preserve">ИП ______________ </w:t>
+            </w:r>
+            <w:r>
+              <w:t xml:space="preserve">Волкова М. Ю.</w:t>
+            </w:r>
+          </w:p>
+        </w:tc>
+        <w:tc>
+          <w:tcPr>
+            <w:tcW w:w="4680" w:type="dxa"/>
+          </w:tcPr>
+          <w:p>
+            <w:r>
               <w:rPr>
                 <w:b/>
               </w:rPr>
@@ -885,7 +972,7 @@
               <w:t xml:space="preserve">Адрес регистрации: </w:t>
             </w:r>
             <w:r>
-              <w:t xml:space="preserve">630099, г. Новосибирск, ул. Ленина, д. 43, кв. 105</w:t>
+              <w:t xml:space="preserve">620014, г. Екатеринбург, проезд Тверская, д. 14, кв. 158</w:t>
             </w:r>
           </w:p>
           <w:p>
@@ -924,7 +1011,7 @@
               <w:t xml:space="preserve">Тел.: </w:t>
             </w:r>
             <w:r>
-              <w:t xml:space="preserve">+7 (383) 958-23-88</w:t>
+              <w:t xml:space="preserve">+7 (843) 957-75-23</w:t>
             </w:r>
           </w:p>
           <w:p>
@@ -932,7 +1019,7 @@
               <w:t xml:space="preserve">E-mail: </w:t>
             </w:r>
             <w:r>
-              <w:t xml:space="preserve">zayceva@inbox.ru</w:t>
+              <w:t xml:space="preserve">zayceva@corp-tehno.ru</w:t>
             </w:r>
           </w:p>
           <w:p/>

--- a/tests/corpus_v2/docs/cx_sale_0009.docx
+++ b/tests/corpus_v2/docs/cx_sale_0009.docx
@@ -146,7 +146,102 @@
         <w:t xml:space="preserve">Расчёты производятся через аккредитив, открываемый Покупателем. Сумма аккредитива: </w:t>
       </w:r>
       <w:r>
-        <w:t xml:space="preserve">320 000 (Триста двадцать тысяч) рублей 50 копеек</w:t>
+        <w:t xml:space="preserve">5 350 000 (Пять миллионов триста пятьдесят тысяч) рублей 00 копеек</w:t>
+      </w:r>
+      <w:r>
+        <w:t xml:space="preserve">.</w:t>
+      </w:r>
+    </w:p>
+    <w:p>
+      <w:r>
+        <w:t xml:space="preserve">1.5. </w:t>
+      </w:r>
+      <w:r>
+        <w:t xml:space="preserve">Товар отгружается по товарной накладной ТОРГ-12 № </w:t>
+      </w:r>
+      <w:r>
+        <w:t xml:space="preserve">045776872</w:t>
+      </w:r>
+      <w:r>
+        <w:t xml:space="preserve">. Каталожный номер изделия — </w:t>
+      </w:r>
+      <w:r>
+        <w:t xml:space="preserve">049291008</w:t>
+      </w:r>
+      <w:r>
+        <w:t xml:space="preserve">. Заводской номер насоса — </w:t>
+      </w:r>
+      <w:r>
+        <w:t xml:space="preserve">040254231</w:t>
+      </w:r>
+      <w:r>
+        <w:t xml:space="preserve">.</w:t>
+      </w:r>
+    </w:p>
+    <w:p>
+      <w:r>
+        <w:t xml:space="preserve">1.6. </w:t>
+      </w:r>
+      <w:r>
+        <w:t xml:space="preserve">Расходы отражаются по коду цели </w:t>
+      </w:r>
+      <w:r>
+        <w:t xml:space="preserve">043447857</w:t>
+      </w:r>
+      <w:r>
+        <w:t xml:space="preserve">, установленному приказом Минфина России от 01.12.2010 № 157н. </w:t>
+      </w:r>
+      <w:r>
+        <w:t xml:space="preserve">БИК не указан, номер заявки — </w:t>
+      </w:r>
+      <w:r>
+        <w:t xml:space="preserve">047297064</w:t>
+      </w:r>
+      <w:r>
+        <w:t xml:space="preserve">.</w:t>
+      </w:r>
+    </w:p>
+    <w:p>
+      <w:r>
+        <w:t xml:space="preserve">1.7. </w:t>
+      </w:r>
+      <w:r>
+        <w:t xml:space="preserve">Учёт потребления ведётся по лицевому счёту </w:t>
+      </w:r>
+      <w:r>
+        <w:t xml:space="preserve">87961959639</w:t>
+      </w:r>
+      <w:r>
+        <w:t xml:space="preserve">. Приложение к настоящему разделу зарегистрировано за номером </w:t>
+      </w:r>
+      <w:r>
+        <w:t xml:space="preserve">85767118581</w:t>
+      </w:r>
+      <w:r>
+        <w:t xml:space="preserve">. Заводской номер прибора учёта — </w:t>
+      </w:r>
+      <w:r>
+        <w:t xml:space="preserve">83617522769</w:t>
+      </w:r>
+      <w:r>
+        <w:t xml:space="preserve">.</w:t>
+      </w:r>
+    </w:p>
+    <w:p>
+      <w:r>
+        <w:t xml:space="preserve">1.8. </w:t>
+      </w:r>
+      <w:r>
+        <w:t xml:space="preserve">Сведения внесены в реестр за номером </w:t>
+      </w:r>
+      <w:r>
+        <w:t xml:space="preserve">89653941670</w:t>
+      </w:r>
+      <w:r>
+        <w:t xml:space="preserve"> по правилам статьи 434 Гражданского кодекса Российской Федерации. Уведомление направлено за исходящим № </w:t>
+      </w:r>
+      <w:r>
+        <w:t xml:space="preserve">88471665186</w:t>
       </w:r>
       <w:r>
         <w:t xml:space="preserve">.</w:t>
@@ -166,7 +261,7 @@
         <w:t xml:space="preserve">2.1. Общая цена Договора: </w:t>
       </w:r>
       <w:r>
-        <w:t xml:space="preserve">не более 69 100 000,8 (Шестидесяти девяти миллионов ста тысяч) рублей</w:t>
+        <w:t xml:space="preserve">не более 5 600 000,4 (Пяти миллионов шестисот тысяч) рублей</w:t>
       </w:r>
       <w:r>
         <w:t xml:space="preserve">, НДС не облагается, т.к. применяется УСН</w:t>
@@ -191,7 +286,7 @@
         <w:t xml:space="preserve">2.3. Срок оплаты — </w:t>
       </w:r>
       <w:r>
-        <w:t xml:space="preserve">в течение трех месяцев с момента поступления денежных средств на расчетный счет</w:t>
+        <w:t xml:space="preserve">в течение двенадцати месяцев с момента поступления денежных средств на расчетный счет</w:t>
       </w:r>
       <w:r>
         <w:t xml:space="preserve">.</w:t>
@@ -211,7 +306,7 @@
         <w:t xml:space="preserve">, артикул </w:t>
       </w:r>
       <w:r>
-        <w:t xml:space="preserve">RM-7271-36</w:t>
+        <w:t xml:space="preserve">RM-5602-46</w:t>
       </w:r>
       <w:r>
         <w:t xml:space="preserve">, код </w:t>
@@ -271,49 +366,49 @@
         <w:t xml:space="preserve">. Товар отгружается с сопроводительным документом паспорт качества № </w:t>
       </w:r>
       <w:r>
-        <w:t xml:space="preserve">19 11 996511</w:t>
+        <w:t xml:space="preserve">33 05 046736</w:t>
       </w:r>
       <w:r>
         <w:t xml:space="preserve">. К партии приложен паспорт изделия № </w:t>
       </w:r>
       <w:r>
-        <w:t xml:space="preserve">56 24 564209</w:t>
+        <w:t xml:space="preserve">08 05 536742</w:t>
       </w:r>
       <w:r>
         <w:t xml:space="preserve">. Оборудование поставляется с паспортом транспортного средства № </w:t>
       </w:r>
       <w:r>
-        <w:t xml:space="preserve">94 18 611651</w:t>
+        <w:t xml:space="preserve">97 06 624286</w:t>
       </w:r>
       <w:r>
         <w:t xml:space="preserve">. Приёмка производится согласно техническому паспорту </w:t>
       </w:r>
       <w:r>
-        <w:t xml:space="preserve">34 02 738043</w:t>
+        <w:t xml:space="preserve">47 16 603308</w:t>
       </w:r>
       <w:r>
         <w:t xml:space="preserve">. СНИЛС не указан, номер заказа </w:t>
       </w:r>
       <w:r>
-        <w:t xml:space="preserve">674-688-351 32</w:t>
+        <w:t xml:space="preserve">067-996-195 06</w:t>
       </w:r>
       <w:r>
         <w:t xml:space="preserve">. Дата рождения не проставлена, документ выдан </w:t>
       </w:r>
       <w:r>
-        <w:t xml:space="preserve">24.04.2022</w:t>
+        <w:t xml:space="preserve">16.12.2015</w:t>
       </w:r>
       <w:r>
         <w:t xml:space="preserve">. Код подразделения, см. артикул </w:t>
       </w:r>
       <w:r>
-        <w:t xml:space="preserve">826-973</w:t>
+        <w:t xml:space="preserve">253-515</w:t>
       </w:r>
       <w:r>
         <w:t xml:space="preserve">. Цена — </w:t>
       </w:r>
       <w:r>
-        <w:t xml:space="preserve">26300000 рублей</w:t>
+        <w:t xml:space="preserve">5430000 рублей</w:t>
       </w:r>
       <w:r>
         <w:t xml:space="preserve">, в том числе НДС</w:t>
@@ -330,25 +425,25 @@
         <w:t xml:space="preserve">Товар маркирован штрихкодом </w:t>
       </w:r>
       <w:r>
-        <w:t xml:space="preserve">4603068274474</w:t>
+        <w:t xml:space="preserve">4601071806536</w:t>
       </w:r>
       <w:r>
         <w:t xml:space="preserve">. Код контрагента по ОКПО — </w:t>
       </w:r>
       <w:r>
-        <w:t xml:space="preserve">6011942358</w:t>
+        <w:t xml:space="preserve">3858239270</w:t>
       </w:r>
       <w:r>
         <w:t xml:space="preserve">. Оборудование учтено под инвентарным номером </w:t>
       </w:r>
       <w:r>
-        <w:t xml:space="preserve">040213959</w:t>
+        <w:t xml:space="preserve">040299663</w:t>
       </w:r>
       <w:r>
         <w:t xml:space="preserve">, складской позиции присвоен номер </w:t>
       </w:r>
       <w:r>
-        <w:t xml:space="preserve">479478652</w:t>
+        <w:t xml:space="preserve">065146841</w:t>
       </w:r>
       <w:r>
         <w:t xml:space="preserve">.</w:t>
@@ -362,19 +457,19 @@
         <w:t xml:space="preserve">Оплата по счёту-фактуре на КБК </w:t>
       </w:r>
       <w:r>
-        <w:t xml:space="preserve">18210101011011000189</w:t>
+        <w:t xml:space="preserve">18210101011011000136</w:t>
       </w:r>
       <w:r>
         <w:t xml:space="preserve">. ИНН не присвоен, регистрационный № </w:t>
       </w:r>
       <w:r>
-        <w:t xml:space="preserve">1996340882</w:t>
+        <w:t xml:space="preserve">4482007024</w:t>
       </w:r>
       <w:r>
         <w:t xml:space="preserve">. ИНН не присвоен, платёжный документ № </w:t>
       </w:r>
       <w:r>
-        <w:t xml:space="preserve">470348759050</w:t>
+        <w:t xml:space="preserve">339369047107</w:t>
       </w:r>
       <w:r>
         <w:t xml:space="preserve">. Заказчик действует в лице </w:t>
@@ -394,13 +489,13 @@
         <w:t xml:space="preserve">Массовая доля влаги в товаре — </w:t>
       </w:r>
       <w:r>
-        <w:t xml:space="preserve">не более 9 %</w:t>
+        <w:t xml:space="preserve">не более 14 %</w:t>
       </w:r>
       <w:r>
         <w:t xml:space="preserve">. Товар подлежит хранению </w:t>
       </w:r>
       <w:r>
-        <w:t xml:space="preserve">в течение 12 часов</w:t>
+        <w:t xml:space="preserve">в течение 24 часов</w:t>
       </w:r>
       <w:r>
         <w:t xml:space="preserve"> при температуре не выше +4 °C. Срок исковой давности по требованиям, вытекающим из Договора, составляет </w:t>
@@ -469,7 +564,7 @@
           </w:tcPr>
           <w:p>
             <w:r>
-              <w:t xml:space="preserve">1206979164</w:t>
+              <w:t xml:space="preserve">2116905358</w:t>
             </w:r>
           </w:p>
         </w:tc>
@@ -497,7 +592,7 @@
         <w:t xml:space="preserve">Полномочия подтверждаются свидетельством о рождении, выдано </w:t>
       </w:r>
       <w:r>
-        <w:t xml:space="preserve">23.12.2014</w:t>
+        <w:t xml:space="preserve">06.07.2012</w:t>
       </w:r>
       <w:r>
         <w:t xml:space="preserve"> отделом ЗАГС.</w:t>
@@ -576,7 +671,7 @@
         <w:t xml:space="preserve">3.1. Место исполнения обязательств: </w:t>
       </w:r>
       <w:r>
-        <w:t xml:space="preserve">143000, г. Одинцово, просп. Гагарина, д. 6, кв. 93</w:t>
+        <w:t xml:space="preserve">420111, г. Казань, ул. Профсоюзная, д. 14, кв. 124</w:t>
       </w:r>
       <w:r>
         <w:t xml:space="preserve">.</w:t>
@@ -593,7 +688,7 @@
         <w:t xml:space="preserve"> по телефону </w:t>
       </w:r>
       <w:r>
-        <w:t xml:space="preserve">+7 (495) 634-52-98</w:t>
+        <w:t xml:space="preserve">+7 (846) 344-68-86</w:t>
       </w:r>
       <w:r>
         <w:t xml:space="preserve">.</w:t>
@@ -604,7 +699,111 @@
         <w:t xml:space="preserve">3.3. Срок исполнения обязательств — </w:t>
       </w:r>
       <w:r>
-        <w:t xml:space="preserve">не позднее 01.09.2025</w:t>
+        <w:t xml:space="preserve">не позднее 11.08.2025</w:t>
+      </w:r>
+      <w:r>
+        <w:t xml:space="preserve">.</w:t>
+      </w:r>
+    </w:p>
+    <w:p>
+      <w:r>
+        <w:t xml:space="preserve">3.4. </w:t>
+      </w:r>
+      <w:r>
+        <w:t xml:space="preserve">Оплата производится за счёт бюджетных средств, КБК </w:t>
+      </w:r>
+      <w:r>
+        <w:t xml:space="preserve">18264354531592619863</w:t>
+      </w:r>
+      <w:r>
+        <w:t xml:space="preserve">. Прибор учёта (счётчик) № </w:t>
+      </w:r>
+      <w:r>
+        <w:t xml:space="preserve">39192793163994087058</w:t>
+      </w:r>
+      <w:r>
+        <w:t xml:space="preserve">.</w:t>
+      </w:r>
+    </w:p>
+    <w:p>
+      <w:r>
+        <w:t xml:space="preserve">3.5. </w:t>
+      </w:r>
+      <w:r>
+        <w:t xml:space="preserve">Счёт на оплату содержит УИН </w:t>
+      </w:r>
+      <w:r>
+        <w:t xml:space="preserve">18209109338820770144</w:t>
+      </w:r>
+      <w:r>
+        <w:t xml:space="preserve">. Счёт-проформа к настоящему Договору имеет номер </w:t>
+      </w:r>
+      <w:r>
+        <w:t xml:space="preserve">77272074832104983132</w:t>
+      </w:r>
+      <w:r>
+        <w:t xml:space="preserve">. В силу статьи 855 Гражданского кодекса Российской Федерации списание со счёта ведётся по коду вида дохода </w:t>
+      </w:r>
+      <w:r>
+        <w:t xml:space="preserve">18210285038486974144</w:t>
+      </w:r>
+      <w:r>
+        <w:t xml:space="preserve">.</w:t>
+      </w:r>
+    </w:p>
+    <w:p>
+      <w:r>
+        <w:t xml:space="preserve">3.6. </w:t>
+      </w:r>
+      <w:r>
+        <w:t xml:space="preserve">ИНН иностранному контрагенту не присваивается, номер в торговом реестре </w:t>
+      </w:r>
+      <w:r>
+        <w:t xml:space="preserve">3738016680</w:t>
+      </w:r>
+      <w:r>
+        <w:t xml:space="preserve">. ИНН приводится в приложении; номер спецификации — </w:t>
+      </w:r>
+      <w:r>
+        <w:t xml:space="preserve">4480324401</w:t>
+      </w:r>
+      <w:r>
+        <w:t xml:space="preserve">. ИНН присваивается в порядке статьи 84 Налогового кодекса Российской Федерации; номер решения о постановке на учёт — </w:t>
+      </w:r>
+      <w:r>
+        <w:t xml:space="preserve">6534730226</w:t>
+      </w:r>
+      <w:r>
+        <w:t xml:space="preserve">.</w:t>
+      </w:r>
+    </w:p>
+    <w:p>
+      <w:r>
+        <w:t xml:space="preserve">3.7. </w:t>
+      </w:r>
+      <w:r>
+        <w:t xml:space="preserve">Регистрационный номер партии товара — </w:t>
+      </w:r>
+      <w:r>
+        <w:t xml:space="preserve">3970909659</w:t>
+      </w:r>
+      <w:r>
+        <w:t xml:space="preserve">. Доля посторонних включений — не более </w:t>
+      </w:r>
+      <w:r>
+        <w:t xml:space="preserve">0,1 %</w:t>
+      </w:r>
+      <w:r>
+        <w:t xml:space="preserve">. Погрешность измерения прибора — не более </w:t>
+      </w:r>
+      <w:r>
+        <w:t xml:space="preserve">0,7 %</w:t>
+      </w:r>
+      <w:r>
+        <w:t xml:space="preserve">. Оборудованию присвоен заводской номер </w:t>
+      </w:r>
+      <w:r>
+        <w:t xml:space="preserve">7539083851</w:t>
       </w:r>
       <w:r>
         <w:t xml:space="preserve">.</w:t>
@@ -641,7 +840,7 @@
         <w:t xml:space="preserve">. Предельный размер ответственности: </w:t>
       </w:r>
       <w:r>
-        <w:t xml:space="preserve">5 (пять) процентов за каждый день просрочки</w:t>
+        <w:t xml:space="preserve">7 (семь) процентов за каждый день просрочки</w:t>
       </w:r>
       <w:r>
         <w:t xml:space="preserve">.</w:t>
@@ -677,7 +876,125 @@
         <w:t xml:space="preserve">Все споры и разногласия решаются путём переговоров. Претензионный порядок обязателен, срок ответа на претензию — </w:t>
       </w:r>
       <w:r>
-        <w:t xml:space="preserve">в течение 5 календарных дней со дня предъявления требования</w:t>
+        <w:t xml:space="preserve">в течение 14 календарных дней со дня предъявления требования</w:t>
+      </w:r>
+      <w:r>
+        <w:t xml:space="preserve">.</w:t>
+      </w:r>
+    </w:p>
+    <w:p>
+      <w:r>
+        <w:t xml:space="preserve">4.6. </w:t>
+      </w:r>
+      <w:r>
+        <w:t xml:space="preserve">ИНН физического лица не указан; номер лицевого счёта абонента — </w:t>
+      </w:r>
+      <w:r>
+        <w:t xml:space="preserve">497777707790</w:t>
+      </w:r>
+      <w:r>
+        <w:t xml:space="preserve">. ИНН приведён в приложении, код позиции </w:t>
+      </w:r>
+      <w:r>
+        <w:t xml:space="preserve">315351514454</w:t>
+      </w:r>
+      <w:r>
+        <w:t xml:space="preserve">. Обработка ИНН ведётся по статье 86 Налогового кодекса Российской Федерации, запрос № </w:t>
+      </w:r>
+      <w:r>
+        <w:t xml:space="preserve">812242574588</w:t>
+      </w:r>
+      <w:r>
+        <w:t xml:space="preserve">.</w:t>
+      </w:r>
+    </w:p>
+    <w:p>
+      <w:r>
+        <w:t xml:space="preserve">4.7. </w:t>
+      </w:r>
+      <w:r>
+        <w:t xml:space="preserve">Товарная накладная на партию имеет номер </w:t>
+      </w:r>
+      <w:r>
+        <w:t xml:space="preserve">189755523782</w:t>
+      </w:r>
+      <w:r>
+        <w:t xml:space="preserve">. Контрольный модуль имеет заводской номер </w:t>
+      </w:r>
+      <w:r>
+        <w:t xml:space="preserve">666892742526</w:t>
+      </w:r>
+      <w:r>
+        <w:t xml:space="preserve">. Уклон монтируемой кровли составляет </w:t>
+      </w:r>
+      <w:r>
+        <w:t xml:space="preserve">9 %</w:t>
+      </w:r>
+      <w:r>
+        <w:t xml:space="preserve">.</w:t>
+      </w:r>
+    </w:p>
+    <w:p>
+      <w:r>
+        <w:t xml:space="preserve">4.8. </w:t>
+      </w:r>
+      <w:r>
+        <w:t xml:space="preserve">Предельная доля иностранного участия в уставном капитале установлена законом и составляет </w:t>
+      </w:r>
+      <w:r>
+        <w:t xml:space="preserve">25 %</w:t>
+      </w:r>
+      <w:r>
+        <w:t xml:space="preserve">, как предусмотрено Федеральным законом о порядке осуществления иностранных инвестиций. Приложение № 3 к Договору содержит долю брака, не превышающую </w:t>
+      </w:r>
+      <w:r>
+        <w:t xml:space="preserve">0,6 %</w:t>
+      </w:r>
+      <w:r>
+        <w:t xml:space="preserve">.</w:t>
+      </w:r>
+    </w:p>
+    <w:p>
+      <w:r>
+        <w:t xml:space="preserve">4.9. </w:t>
+      </w:r>
+      <w:r>
+        <w:t xml:space="preserve">Товар имеет срок годности </w:t>
+      </w:r>
+      <w:r>
+        <w:t xml:space="preserve">в течение 12 месяцев</w:t>
+      </w:r>
+      <w:r>
+        <w:t xml:space="preserve"> с даты производства. Уложенная смесь выдерживается </w:t>
+      </w:r>
+      <w:r>
+        <w:t xml:space="preserve">в течение 48 часов</w:t>
+      </w:r>
+      <w:r>
+        <w:t xml:space="preserve"> без доступа влаги.</w:t>
+      </w:r>
+    </w:p>
+    <w:p>
+      <w:r>
+        <w:t xml:space="preserve">4.10. </w:t>
+      </w:r>
+      <w:r>
+        <w:t xml:space="preserve">Требования к качеству работ могут быть предъявлены </w:t>
+      </w:r>
+      <w:r>
+        <w:t xml:space="preserve">в течение одного года</w:t>
+      </w:r>
+      <w:r>
+        <w:t xml:space="preserve"> в силу статьи 725 Гражданского кодекса Российской Федерации. Поставщик работает на рынке </w:t>
+      </w:r>
+      <w:r>
+        <w:t xml:space="preserve">в течение 11 лет</w:t>
+      </w:r>
+      <w:r>
+        <w:t xml:space="preserve">. Отчётный период по Договору завершается </w:t>
+      </w:r>
+      <w:r>
+        <w:t xml:space="preserve">не позднее 18.03.2024</w:t>
       </w:r>
       <w:r>
         <w:t xml:space="preserve">.</w:t>
@@ -702,10 +1019,10 @@
         <w:rPr>
           <w:b/>
         </w:rPr>
-        <w:t xml:space="preserve">не более 8 3</w:t>
-      </w:r>
-      <w:r>
-        <w:t xml:space="preserve">60 000 (Восьми миллионов трёхсот шестидесяти тысяч) рублей 5 коп.</w:t>
+        <w:t xml:space="preserve">не более 36 0</w:t>
+      </w:r>
+      <w:r>
+        <w:t xml:space="preserve">00 (Тридцати шести тысяч) рублей 0 коп.</w:t>
       </w:r>
       <w:r>
         <w:t xml:space="preserve">.</w:t>
@@ -736,10 +1053,10 @@
         <w:rPr>
           <w:b/>
         </w:rPr>
-        <w:t xml:space="preserve">не позднее 02.08.20</w:t>
-      </w:r>
-      <w:r>
-        <w:t xml:space="preserve">26</w:t>
+        <w:t xml:space="preserve">не позднее 07.11.20</w:t>
+      </w:r>
+      <w:r>
+        <w:t xml:space="preserve">25</w:t>
       </w:r>
       <w:r>
         <w:t xml:space="preserve">.</w:t>
@@ -750,9 +1067,9 @@
         <w:t xml:space="preserve">9.4. Контрольная запись: </w:t>
       </w:r>
       <w:r>
-        <w:t xml:space="preserve">47</w:t>
+        <w:t xml:space="preserve">80</w:t>
         <w:br/>
-        <w:t xml:space="preserve">633/456-сс</w:t>
+        <w:t xml:space="preserve">267/681-сс</w:t>
       </w:r>
       <w:r>
         <w:t xml:space="preserve">.</w:t>
@@ -763,13 +1080,13 @@
         <w:t xml:space="preserve">9.5. Цена по протоколу разногласий: </w:t>
       </w:r>
       <w:r>
-        <w:t xml:space="preserve">2 200 000</w:t>
+        <w:t xml:space="preserve">4 200 000</w:t>
       </w:r>
       <w:r>
         <w:t xml:space="preserve">, а прописью: </w:t>
       </w:r>
       <w:r>
-        <w:t xml:space="preserve">два двести тысяч рублей</w:t>
+        <w:t xml:space="preserve">четыре двести тысяч рублей</w:t>
       </w:r>
       <w:r>
         <w:t xml:space="preserve">.</w:t>
@@ -791,7 +1108,7 @@
       </w:r>
       <w:ins w:id="1" w:author="Юрист" w:date="2024-01-01T00:00:00Z">
         <w:r>
-          <w:t xml:space="preserve">195 000 (Сто девяносто пять тысяч) руб. 00 копеек</w:t>
+          <w:t xml:space="preserve">791 000 (Семьсот девяносто одна тысяча) руб. 00 копеек</w:t>
         </w:r>
       </w:ins>
       <w:ins w:id="2" w:author="Юрист" w:date="2024-01-01T00:00:00Z">
@@ -822,7 +1139,7 @@
         <w:fldChar w:fldCharType="separate"/>
       </w:r>
       <w:r>
-        <w:t xml:space="preserve">в течение двадцати дней с момента выставления счета</w:t>
+        <w:t xml:space="preserve">в течение трех дней с момента выставления счета</w:t>
       </w:r>
       <w:r>
         <w:fldChar w:fldCharType="end"/>
@@ -882,7 +1199,7 @@
               <w:t xml:space="preserve">Адрес регистрации: </w:t>
             </w:r>
             <w:r>
-              <w:t xml:space="preserve">141400, г. Химки, бул. Кутузовский, д. 77, кв. 115</w:t>
+              <w:t xml:space="preserve">394000, г. Воронеж, проезд Строителей, д. 64, кв. 11</w:t>
             </w:r>
           </w:p>
           <w:p>
@@ -921,7 +1238,7 @@
               <w:t xml:space="preserve">Тел.: </w:t>
             </w:r>
             <w:r>
-              <w:t xml:space="preserve">+7 (499) 431-13-15</w:t>
+              <w:t xml:space="preserve">+7 (846) 509-80-24</w:t>
             </w:r>
           </w:p>
           <w:p>
@@ -972,7 +1289,7 @@
               <w:t xml:space="preserve">Адрес регистрации: </w:t>
             </w:r>
             <w:r>
-              <w:t xml:space="preserve">620014, г. Екатеринбург, проезд Тверская, д. 14, кв. 158</w:t>
+              <w:t xml:space="preserve">603000, г. Нижний Новгород, наб. Профсоюзная, д. 16, кв. 132</w:t>
             </w:r>
           </w:p>
           <w:p>
@@ -1011,7 +1328,7 @@
               <w:t xml:space="preserve">Тел.: </w:t>
             </w:r>
             <w:r>
-              <w:t xml:space="preserve">+7 (843) 957-75-23</w:t>
+              <w:t xml:space="preserve">+7 (812) 853-67-94</w:t>
             </w:r>
           </w:p>
           <w:p>
@@ -1019,7 +1336,7 @@
               <w:t xml:space="preserve">E-mail: </w:t>
             </w:r>
             <w:r>
-              <w:t xml:space="preserve">zayceva@corp-tehno.ru</w:t>
+              <w:t xml:space="preserve">zayceva@bk.ru</w:t>
             </w:r>
           </w:p>
           <w:p/>

--- a/tests/corpus_v2/docs/cx_sale_0009.docx
+++ b/tests/corpus_v2/docs/cx_sale_0009.docx
@@ -1148,6 +1148,37 @@
         <w:t xml:space="preserve">.</w:t>
       </w:r>
     </w:p>
+    <w:p>
+      <w:r>
+        <w:rPr>
+          <w:b/>
+        </w:rPr>
+        <w:t xml:space="preserve">6. ОСОБЫЕ УСЛОВИЯ ОТДЕЛЬНЫХ ВИДОВ ДАННЫХ</w:t>
+      </w:r>
+    </w:p>
+    <w:p>
+      <w:r>
+        <w:t xml:space="preserve">6.1. Полномочия представителя подтверждены доверенностью, реестровый номер </w:t>
+      </w:r>
+      <w:r>
+        <w:t xml:space="preserve">78/1445-н/78-2022-12-7</w:t>
+      </w:r>
+      <w:r>
+        <w:t xml:space="preserve">.</w:t>
+      </w:r>
+    </w:p>
+    <w:p>
+      <w:r>
+        <w:t xml:space="preserve">6.2. Для сопоставления в учёте указывается: </w:t>
+      </w:r>
+      <w:r>
+        <w:t xml:space="preserve">кадастровый номер 77:01:0004012:2211</w:t>
+      </w:r>
+      <w:r>
+        <w:t xml:space="preserve">.</w:t>
+      </w:r>
+    </w:p>
+    <w:p/>
     <w:p>
       <w:r>
         <w:rPr>

--- a/tests/corpus_v2/docs/cx_sale_0009.docx
+++ b/tests/corpus_v2/docs/cx_sale_0009.docx
@@ -1158,21 +1158,87 @@
     </w:p>
     <w:p>
       <w:r>
-        <w:t xml:space="preserve">6.1. Полномочия представителя подтверждены доверенностью, реестровый номер </w:t>
-      </w:r>
-      <w:r>
-        <w:t xml:space="preserve">78/1445-н/78-2022-12-7</w:t>
-      </w:r>
-      <w:r>
-        <w:t xml:space="preserve">.</w:t>
-      </w:r>
-    </w:p>
-    <w:p>
-      <w:r>
-        <w:t xml:space="preserve">6.2. Для сопоставления в учёте указывается: </w:t>
-      </w:r>
-      <w:r>
-        <w:t xml:space="preserve">кадастровый номер 77:01:0004012:2211</w:t>
+        <w:t xml:space="preserve">6.1. Работы выполняются на основании ранее заключённого Договора № </w:t>
+      </w:r>
+      <w:r>
+        <w:t xml:space="preserve">СУБ-44/2023</w:t>
+      </w:r>
+      <w:r>
+        <w:t xml:space="preserve"> между теми же сторонами.</w:t>
+      </w:r>
+    </w:p>
+    <w:p>
+      <w:r>
+        <w:t xml:space="preserve">6.2. Первичные документы: </w:t>
+      </w:r>
+      <w:r>
+        <w:t xml:space="preserve">как указано в пункте 4.2 настоящего Договора</w:t>
+      </w:r>
+      <w:r>
+        <w:t xml:space="preserve">.</w:t>
+      </w:r>
+    </w:p>
+    <w:p>
+      <w:r>
+        <w:t xml:space="preserve">6.3. Запись о лицензии внесена в реестр за регистрационным номером </w:t>
+      </w:r>
+      <w:r>
+        <w:t xml:space="preserve">895217304</w:t>
+      </w:r>
+      <w:r>
+        <w:t xml:space="preserve">.</w:t>
+      </w:r>
+    </w:p>
+    <w:p>
+      <w:r>
+        <w:t xml:space="preserve">6.4. Внутренний учёт ведётся отдельно: </w:t>
+      </w:r>
+      <w:r>
+        <w:t xml:space="preserve">инвентарный номер 123456789</w:t>
+      </w:r>
+      <w:r>
+        <w:t xml:space="preserve">.</w:t>
+      </w:r>
+    </w:p>
+    <w:p>
+      <w:r>
+        <w:t xml:space="preserve">6.5. Полномочия представителя подтверждены доверенностью, реестровый номер </w:t>
+      </w:r>
+      <w:r>
+        <w:t xml:space="preserve">77/714-н/77-2024-1-502</w:t>
+      </w:r>
+      <w:r>
+        <w:t xml:space="preserve">.</w:t>
+      </w:r>
+    </w:p>
+    <w:p>
+      <w:r>
+        <w:t xml:space="preserve">6.6. Для сопоставления в учёте указывается: </w:t>
+      </w:r>
+      <w:r>
+        <w:t xml:space="preserve">пп. 4/5-1 и 7/2-3 Правил страхования</w:t>
+      </w:r>
+      <w:r>
+        <w:t xml:space="preserve">.</w:t>
+      </w:r>
+    </w:p>
+    <w:p>
+      <w:r>
+        <w:t xml:space="preserve">6.7. Решение принято большинством в </w:t>
+      </w:r>
+      <w:r>
+        <w:t xml:space="preserve">40 % уставного капитала</w:t>
+      </w:r>
+      <w:r>
+        <w:t xml:space="preserve"> от общего числа голосов членов совета директоров.</w:t>
+      </w:r>
+    </w:p>
+    <w:p>
+      <w:r>
+        <w:t xml:space="preserve">6.8. Кворум определяется уставом: </w:t>
+      </w:r>
+      <w:r>
+        <w:t xml:space="preserve">доля брака не превышает 1 % партии</w:t>
       </w:r>
       <w:r>
         <w:t xml:space="preserve">.</w:t>

--- a/tests/corpus_v2/docs/cx_sale_0009.docx
+++ b/tests/corpus_v2/docs/cx_sale_0009.docx
@@ -1158,10 +1158,32 @@
     </w:p>
     <w:p>
       <w:r>
-        <w:t xml:space="preserve">6.1. Работы выполняются на основании ранее заключённого Договора № </w:t>
-      </w:r>
-      <w:r>
-        <w:t xml:space="preserve">СУБ-44/2023</w:t>
+        <w:t xml:space="preserve">6.1. Стороны ранее заключили </w:t>
+      </w:r>
+      <w:r>
+        <w:t xml:space="preserve">лицензионный договор</w:t>
+      </w:r>
+      <w:r>
+        <w:t xml:space="preserve"> на сопоставимых условиях.</w:t>
+      </w:r>
+    </w:p>
+    <w:p>
+      <w:r>
+        <w:t xml:space="preserve">6.2. Прочие условия: </w:t>
+      </w:r>
+      <w:r>
+        <w:t xml:space="preserve">настоящий Договор вступает в силу с момента подписания</w:t>
+      </w:r>
+      <w:r>
+        <w:t xml:space="preserve">.</w:t>
+      </w:r>
+    </w:p>
+    <w:p>
+      <w:r>
+        <w:t xml:space="preserve">6.3. Работы выполняются на основании ранее заключённого Договора № </w:t>
+      </w:r>
+      <w:r>
+        <w:t xml:space="preserve">17595/001-сс</w:t>
       </w:r>
       <w:r>
         <w:t xml:space="preserve"> между теми же сторонами.</w:t>
@@ -1169,29 +1191,73 @@
     </w:p>
     <w:p>
       <w:r>
-        <w:t xml:space="preserve">6.2. Первичные документы: </w:t>
-      </w:r>
-      <w:r>
-        <w:t xml:space="preserve">как указано в пункте 4.2 настоящего Договора</w:t>
-      </w:r>
-      <w:r>
-        <w:t xml:space="preserve">.</w:t>
-      </w:r>
-    </w:p>
-    <w:p>
-      <w:r>
-        <w:t xml:space="preserve">6.3. Запись о лицензии внесена в реестр за регистрационным номером </w:t>
-      </w:r>
-      <w:r>
-        <w:t xml:space="preserve">895217304</w:t>
-      </w:r>
-      <w:r>
-        <w:t xml:space="preserve">.</w:t>
-      </w:r>
-    </w:p>
-    <w:p>
-      <w:r>
-        <w:t xml:space="preserve">6.4. Внутренний учёт ведётся отдельно: </w:t>
+        <w:t xml:space="preserve">6.4. Первичные документы: </w:t>
+      </w:r>
+      <w:r>
+        <w:t xml:space="preserve">счёт-фактура выставлена без ссылки на номер</w:t>
+      </w:r>
+      <w:r>
+        <w:t xml:space="preserve">.</w:t>
+      </w:r>
+    </w:p>
+    <w:p>
+      <w:r>
+        <w:t xml:space="preserve">6.5. Паспорт гражданина Российской Федерации выдан </w:t>
+      </w:r>
+      <w:r>
+        <w:t xml:space="preserve">Отделом внутренних дел «Тропарёво» г. Москвы</w:t>
+      </w:r>
+      <w:r>
+        <w:t xml:space="preserve">, паспорт предъявлен при подписании.</w:t>
+      </w:r>
+    </w:p>
+    <w:p>
+      <w:r>
+        <w:t xml:space="preserve">6.6. Сопутствующие сведения: </w:t>
+      </w:r>
+      <w:r>
+        <w:t xml:space="preserve">заявление подано в ОВД по месту жительства заявителя</w:t>
+      </w:r>
+      <w:r>
+        <w:t xml:space="preserve">.</w:t>
+      </w:r>
+    </w:p>
+    <w:p>
+      <w:r>
+        <w:t xml:space="preserve">6.7. Запись о государственной регистрации внесена регистрирующим органом: </w:t>
+      </w:r>
+      <w:r>
+        <w:t xml:space="preserve">МИФНС России № 15 по Санкт-Петербургу</w:t>
+      </w:r>
+      <w:r>
+        <w:t xml:space="preserve">.</w:t>
+      </w:r>
+    </w:p>
+    <w:p>
+      <w:r>
+        <w:t xml:space="preserve">6.8. Общие сведения о регистрации: </w:t>
+      </w:r>
+      <w:r>
+        <w:t xml:space="preserve">предприниматель зарегистрирован, запись внесена в ЕГРИП</w:t>
+      </w:r>
+      <w:r>
+        <w:t xml:space="preserve">.</w:t>
+      </w:r>
+    </w:p>
+    <w:p>
+      <w:r>
+        <w:t xml:space="preserve">6.9. Запись о лицензии внесена в реестр за регистрационным номером </w:t>
+      </w:r>
+      <w:r>
+        <w:t xml:space="preserve">731004592</w:t>
+      </w:r>
+      <w:r>
+        <w:t xml:space="preserve">.</w:t>
+      </w:r>
+    </w:p>
+    <w:p>
+      <w:r>
+        <w:t xml:space="preserve">6.10. Внутренний учёт ведётся отдельно: </w:t>
       </w:r>
       <w:r>
         <w:t xml:space="preserve">инвентарный номер 123456789</w:t>
@@ -1202,32 +1268,32 @@
     </w:p>
     <w:p>
       <w:r>
-        <w:t xml:space="preserve">6.5. Полномочия представителя подтверждены доверенностью, реестровый номер </w:t>
-      </w:r>
-      <w:r>
-        <w:t xml:space="preserve">77/714-н/77-2024-1-502</w:t>
-      </w:r>
-      <w:r>
-        <w:t xml:space="preserve">.</w:t>
-      </w:r>
-    </w:p>
-    <w:p>
-      <w:r>
-        <w:t xml:space="preserve">6.6. Для сопоставления в учёте указывается: </w:t>
-      </w:r>
-      <w:r>
-        <w:t xml:space="preserve">пп. 4/5-1 и 7/2-3 Правил страхования</w:t>
-      </w:r>
-      <w:r>
-        <w:t xml:space="preserve">.</w:t>
-      </w:r>
-    </w:p>
-    <w:p>
-      <w:r>
-        <w:t xml:space="preserve">6.7. Решение принято большинством в </w:t>
-      </w:r>
-      <w:r>
-        <w:t xml:space="preserve">40 % уставного капитала</w:t>
+        <w:t xml:space="preserve">6.11. Полномочия представителя подтверждены доверенностью, реестровый номер </w:t>
+      </w:r>
+      <w:r>
+        <w:t xml:space="preserve">78/1445-н/78-2022-12-7</w:t>
+      </w:r>
+      <w:r>
+        <w:t xml:space="preserve">.</w:t>
+      </w:r>
+    </w:p>
+    <w:p>
+      <w:r>
+        <w:t xml:space="preserve">6.12. Для сопоставления в учёте указывается: </w:t>
+      </w:r>
+      <w:r>
+        <w:t xml:space="preserve">ГОСТ Р 52044-2003</w:t>
+      </w:r>
+      <w:r>
+        <w:t xml:space="preserve">.</w:t>
+      </w:r>
+    </w:p>
+    <w:p>
+      <w:r>
+        <w:t xml:space="preserve">6.13. Решение принято большинством в </w:t>
+      </w:r>
+      <w:r>
+        <w:t xml:space="preserve">9 % уставного капитала общества</w:t>
       </w:r>
       <w:r>
         <w:t xml:space="preserve"> от общего числа голосов членов совета директоров.</w:t>
@@ -1235,7 +1301,7 @@
     </w:p>
     <w:p>
       <w:r>
-        <w:t xml:space="preserve">6.8. Кворум определяется уставом: </w:t>
+        <w:t xml:space="preserve">6.14. Кворум определяется уставом: </w:t>
       </w:r>
       <w:r>
         <w:t xml:space="preserve">доля брака не превышает 1 % партии</w:t>

--- a/tests/corpus_v2/docs/cx_sale_0009.docx
+++ b/tests/corpus_v2/docs/cx_sale_0009.docx
@@ -39,7 +39,7 @@
         <w:t xml:space="preserve">     </w:t>
       </w:r>
       <w:r>
-        <w:t xml:space="preserve">«22» февраля 2023 г.</w:t>
+        <w:t xml:space="preserve">двадцать второго февраля 2023 года</w:t>
       </w:r>
     </w:p>
     <w:p/>
